--- a/Locust/Locust-Notes-01.docx
+++ b/Locust/Locust-Notes-01.docx
@@ -102,7 +102,3284 @@
         <w:t>-------------------------------------------------------------------------------</w:t>
       </w:r>
     </w:p>
+    <w:p>
+      <w:r>
+        <w:rPr>
+          <w:rFonts w:ascii="Sakkal Majalla" w:hAnsi="Sakkal Majalla" w:cs="Sakkal Majalla"/>
+          <w:sz w:val="28"/>
+          <w:szCs w:val="28"/>
+        </w:rPr>
+        <w:t>Even though Locust primarily works with websites/services, it can be used to test almost any system or protocol. Just </w:t>
+      </w:r>
+      <w:hyperlink r:id="rId4" w:anchor="testing-other-systems" w:history="1">
+        <w:r>
+          <w:rPr>
+            <w:rStyle w:val="Hyperlink"/>
+            <w:rFonts w:ascii="Sakkal Majalla" w:hAnsi="Sakkal Majalla" w:cs="Sakkal Majalla"/>
+            <w:sz w:val="28"/>
+            <w:szCs w:val="28"/>
+          </w:rPr>
+          <w:t>write a client</w:t>
+        </w:r>
+      </w:hyperlink>
+      <w:r>
+        <w:rPr>
+          <w:rFonts w:ascii="Sakkal Majalla" w:hAnsi="Sakkal Majalla" w:cs="Sakkal Majalla"/>
+          <w:sz w:val="28"/>
+          <w:szCs w:val="28"/>
+        </w:rPr>
+        <w:t> for what you want to test, or </w:t>
+      </w:r>
+      <w:hyperlink r:id="rId5" w:anchor="users" w:history="1">
+        <w:r>
+          <w:rPr>
+            <w:rStyle w:val="Hyperlink"/>
+            <w:rFonts w:ascii="Sakkal Majalla" w:hAnsi="Sakkal Majalla" w:cs="Sakkal Majalla"/>
+            <w:sz w:val="28"/>
+            <w:szCs w:val="28"/>
+          </w:rPr>
+          <w:t>explore some created by the community</w:t>
+        </w:r>
+      </w:hyperlink>
+      <w:r>
+        <w:t>.</w:t>
+      </w:r>
+    </w:p>
+    <w:p>
+      <w:pPr>
+        <w:ind w:left="720" w:firstLine="720"/>
+      </w:pPr>
+      <w:r>
+        <w:t>-------------------------------------------------------------------------------</w:t>
+      </w:r>
+    </w:p>
+    <w:p>
+      <w:r>
+        <w:t xml:space="preserve">To run the test file: </w:t>
+      </w:r>
+      <w:r>
+        <w:rPr>
+          <w:b/>
+          <w:bCs/>
+          <w:color w:val="3A7C22" w:themeColor="accent6" w:themeShade="BF"/>
+        </w:rPr>
+        <w:t>locust -f simple_test.py</w:t>
+      </w:r>
+    </w:p>
+    <w:p>
+      <w:r>
+        <w:t xml:space="preserve">To access the dashboard: </w:t>
+      </w:r>
+      <w:hyperlink r:id="rId6" w:history="1">
+        <w:r>
+          <w:rPr>
+            <w:rStyle w:val="Hyperlink"/>
+          </w:rPr>
+          <w:t>http://localhost:8089/</w:t>
+        </w:r>
+      </w:hyperlink>
+    </w:p>
+    <w:p>
+      <w:pPr>
+        <w:ind w:left="720" w:firstLine="720"/>
+      </w:pPr>
+      <w:r>
+        <w:t>-------------------------------------------------------------------------------</w:t>
+      </w:r>
+    </w:p>
+    <w:p>
+      <w:r>
+        <w:t>Simple test file with 2-tasks:</w:t>
+      </w:r>
+    </w:p>
+    <w:p>
+      <w:pPr>
+        <w:shd w:val="clear" w:color="auto" w:fill="FFFFFF"/>
+        <w:spacing w:after="0" w:line="285" w:lineRule="atLeast"/>
+        <w:rPr>
+          <w:rFonts w:ascii="Consolas" w:eastAsia="Times New Roman" w:hAnsi="Consolas" w:cs="Times New Roman"/>
+          <w:color w:val="3B3B3B"/>
+          <w:kern w:val="0"/>
+          <w:sz w:val="21"/>
+          <w:szCs w:val="21"/>
+          <w14:ligatures w14:val="none"/>
+        </w:rPr>
+      </w:pPr>
+      <w:r>
+        <w:rPr>
+          <w:rFonts w:ascii="Consolas" w:eastAsia="Times New Roman" w:hAnsi="Consolas" w:cs="Times New Roman"/>
+          <w:color w:val="AF00DB"/>
+          <w:kern w:val="0"/>
+          <w:sz w:val="21"/>
+          <w:szCs w:val="21"/>
+          <w14:ligatures w14:val="none"/>
+        </w:rPr>
+        <w:t>from</w:t>
+      </w:r>
+      <w:r>
+        <w:rPr>
+          <w:rFonts w:ascii="Consolas" w:eastAsia="Times New Roman" w:hAnsi="Consolas" w:cs="Times New Roman"/>
+          <w:color w:val="3B3B3B"/>
+          <w:kern w:val="0"/>
+          <w:sz w:val="21"/>
+          <w:szCs w:val="21"/>
+          <w14:ligatures w14:val="none"/>
+        </w:rPr>
+        <w:t xml:space="preserve"> </w:t>
+      </w:r>
+      <w:r>
+        <w:rPr>
+          <w:rFonts w:ascii="Consolas" w:eastAsia="Times New Roman" w:hAnsi="Consolas" w:cs="Times New Roman"/>
+          <w:color w:val="267F99"/>
+          <w:kern w:val="0"/>
+          <w:sz w:val="21"/>
+          <w:szCs w:val="21"/>
+          <w14:ligatures w14:val="none"/>
+        </w:rPr>
+        <w:t>locust</w:t>
+      </w:r>
+      <w:r>
+        <w:rPr>
+          <w:rFonts w:ascii="Consolas" w:eastAsia="Times New Roman" w:hAnsi="Consolas" w:cs="Times New Roman"/>
+          <w:color w:val="3B3B3B"/>
+          <w:kern w:val="0"/>
+          <w:sz w:val="21"/>
+          <w:szCs w:val="21"/>
+          <w14:ligatures w14:val="none"/>
+        </w:rPr>
+        <w:t xml:space="preserve"> </w:t>
+      </w:r>
+      <w:r>
+        <w:rPr>
+          <w:rFonts w:ascii="Consolas" w:eastAsia="Times New Roman" w:hAnsi="Consolas" w:cs="Times New Roman"/>
+          <w:color w:val="AF00DB"/>
+          <w:kern w:val="0"/>
+          <w:sz w:val="21"/>
+          <w:szCs w:val="21"/>
+          <w14:ligatures w14:val="none"/>
+        </w:rPr>
+        <w:t>import</w:t>
+      </w:r>
+      <w:r>
+        <w:rPr>
+          <w:rFonts w:ascii="Consolas" w:eastAsia="Times New Roman" w:hAnsi="Consolas" w:cs="Times New Roman"/>
+          <w:color w:val="3B3B3B"/>
+          <w:kern w:val="0"/>
+          <w:sz w:val="21"/>
+          <w:szCs w:val="21"/>
+          <w14:ligatures w14:val="none"/>
+        </w:rPr>
+        <w:t xml:space="preserve"> </w:t>
+      </w:r>
+      <w:r>
+        <w:rPr>
+          <w:rFonts w:ascii="Consolas" w:eastAsia="Times New Roman" w:hAnsi="Consolas" w:cs="Times New Roman"/>
+          <w:color w:val="267F99"/>
+          <w:kern w:val="0"/>
+          <w:sz w:val="21"/>
+          <w:szCs w:val="21"/>
+          <w14:ligatures w14:val="none"/>
+        </w:rPr>
+        <w:t>HttpUser</w:t>
+      </w:r>
+      <w:r>
+        <w:rPr>
+          <w:rFonts w:ascii="Consolas" w:eastAsia="Times New Roman" w:hAnsi="Consolas" w:cs="Times New Roman"/>
+          <w:color w:val="3B3B3B"/>
+          <w:kern w:val="0"/>
+          <w:sz w:val="21"/>
+          <w:szCs w:val="21"/>
+          <w14:ligatures w14:val="none"/>
+        </w:rPr>
+        <w:t xml:space="preserve">, </w:t>
+      </w:r>
+      <w:r>
+        <w:rPr>
+          <w:rFonts w:ascii="Consolas" w:eastAsia="Times New Roman" w:hAnsi="Consolas" w:cs="Times New Roman"/>
+          <w:color w:val="795E26"/>
+          <w:kern w:val="0"/>
+          <w:sz w:val="21"/>
+          <w:szCs w:val="21"/>
+          <w14:ligatures w14:val="none"/>
+        </w:rPr>
+        <w:t>task</w:t>
+      </w:r>
+    </w:p>
+    <w:p>
+      <w:pPr>
+        <w:shd w:val="clear" w:color="auto" w:fill="FFFFFF"/>
+        <w:spacing w:after="0" w:line="285" w:lineRule="atLeast"/>
+        <w:rPr>
+          <w:rFonts w:ascii="Consolas" w:eastAsia="Times New Roman" w:hAnsi="Consolas" w:cs="Times New Roman"/>
+          <w:color w:val="3B3B3B"/>
+          <w:kern w:val="0"/>
+          <w:sz w:val="21"/>
+          <w:szCs w:val="21"/>
+          <w14:ligatures w14:val="none"/>
+        </w:rPr>
+      </w:pPr>
+    </w:p>
+    <w:p>
+      <w:pPr>
+        <w:shd w:val="clear" w:color="auto" w:fill="FFFFFF"/>
+        <w:spacing w:after="0" w:line="285" w:lineRule="atLeast"/>
+        <w:rPr>
+          <w:rFonts w:ascii="Consolas" w:eastAsia="Times New Roman" w:hAnsi="Consolas" w:cs="Times New Roman"/>
+          <w:color w:val="3B3B3B"/>
+          <w:kern w:val="0"/>
+          <w:sz w:val="21"/>
+          <w:szCs w:val="21"/>
+          <w14:ligatures w14:val="none"/>
+        </w:rPr>
+      </w:pPr>
+      <w:r>
+        <w:rPr>
+          <w:rFonts w:ascii="Consolas" w:eastAsia="Times New Roman" w:hAnsi="Consolas" w:cs="Times New Roman"/>
+          <w:color w:val="0000FF"/>
+          <w:kern w:val="0"/>
+          <w:sz w:val="21"/>
+          <w:szCs w:val="21"/>
+          <w14:ligatures w14:val="none"/>
+        </w:rPr>
+        <w:t>class</w:t>
+      </w:r>
+      <w:r>
+        <w:rPr>
+          <w:rFonts w:ascii="Consolas" w:eastAsia="Times New Roman" w:hAnsi="Consolas" w:cs="Times New Roman"/>
+          <w:color w:val="3B3B3B"/>
+          <w:kern w:val="0"/>
+          <w:sz w:val="21"/>
+          <w:szCs w:val="21"/>
+          <w14:ligatures w14:val="none"/>
+        </w:rPr>
+        <w:t xml:space="preserve"> </w:t>
+      </w:r>
+      <w:proofErr w:type="gramStart"/>
+      <w:r>
+        <w:rPr>
+          <w:rFonts w:ascii="Consolas" w:eastAsia="Times New Roman" w:hAnsi="Consolas" w:cs="Times New Roman"/>
+          <w:color w:val="267F99"/>
+          <w:kern w:val="0"/>
+          <w:sz w:val="21"/>
+          <w:szCs w:val="21"/>
+          <w14:ligatures w14:val="none"/>
+        </w:rPr>
+        <w:t>HelloWorldUser</w:t>
+      </w:r>
+      <w:r>
+        <w:rPr>
+          <w:rFonts w:ascii="Consolas" w:eastAsia="Times New Roman" w:hAnsi="Consolas" w:cs="Times New Roman"/>
+          <w:color w:val="3B3B3B"/>
+          <w:kern w:val="0"/>
+          <w:sz w:val="21"/>
+          <w:szCs w:val="21"/>
+          <w14:ligatures w14:val="none"/>
+        </w:rPr>
+        <w:t>(</w:t>
+      </w:r>
+      <w:proofErr w:type="gramEnd"/>
+      <w:r>
+        <w:rPr>
+          <w:rFonts w:ascii="Consolas" w:eastAsia="Times New Roman" w:hAnsi="Consolas" w:cs="Times New Roman"/>
+          <w:color w:val="267F99"/>
+          <w:kern w:val="0"/>
+          <w:sz w:val="21"/>
+          <w:szCs w:val="21"/>
+          <w14:ligatures w14:val="none"/>
+        </w:rPr>
+        <w:t>HttpUser</w:t>
+      </w:r>
+      <w:r>
+        <w:rPr>
+          <w:rFonts w:ascii="Consolas" w:eastAsia="Times New Roman" w:hAnsi="Consolas" w:cs="Times New Roman"/>
+          <w:color w:val="3B3B3B"/>
+          <w:kern w:val="0"/>
+          <w:sz w:val="21"/>
+          <w:szCs w:val="21"/>
+          <w14:ligatures w14:val="none"/>
+        </w:rPr>
+        <w:t>):</w:t>
+      </w:r>
+    </w:p>
+    <w:p>
+      <w:pPr>
+        <w:shd w:val="clear" w:color="auto" w:fill="FFFFFF"/>
+        <w:spacing w:after="0" w:line="285" w:lineRule="atLeast"/>
+        <w:rPr>
+          <w:rFonts w:ascii="Consolas" w:eastAsia="Times New Roman" w:hAnsi="Consolas" w:cs="Times New Roman"/>
+          <w:color w:val="3B3B3B"/>
+          <w:kern w:val="0"/>
+          <w:sz w:val="21"/>
+          <w:szCs w:val="21"/>
+          <w14:ligatures w14:val="none"/>
+        </w:rPr>
+      </w:pPr>
+      <w:r>
+        <w:rPr>
+          <w:rFonts w:ascii="Consolas" w:eastAsia="Times New Roman" w:hAnsi="Consolas" w:cs="Times New Roman"/>
+          <w:color w:val="3B3B3B"/>
+          <w:kern w:val="0"/>
+          <w:sz w:val="21"/>
+          <w:szCs w:val="21"/>
+          <w14:ligatures w14:val="none"/>
+        </w:rPr>
+        <w:t xml:space="preserve">    </w:t>
+      </w:r>
+      <w:r>
+        <w:rPr>
+          <w:rFonts w:ascii="Consolas" w:eastAsia="Times New Roman" w:hAnsi="Consolas" w:cs="Times New Roman"/>
+          <w:color w:val="795E26"/>
+          <w:kern w:val="0"/>
+          <w:sz w:val="21"/>
+          <w:szCs w:val="21"/>
+          <w14:ligatures w14:val="none"/>
+        </w:rPr>
+        <w:t>@task</w:t>
+      </w:r>
+    </w:p>
+    <w:p>
+      <w:pPr>
+        <w:shd w:val="clear" w:color="auto" w:fill="FFFFFF"/>
+        <w:spacing w:after="0" w:line="285" w:lineRule="atLeast"/>
+        <w:rPr>
+          <w:rFonts w:ascii="Consolas" w:eastAsia="Times New Roman" w:hAnsi="Consolas" w:cs="Times New Roman"/>
+          <w:color w:val="3B3B3B"/>
+          <w:kern w:val="0"/>
+          <w:sz w:val="21"/>
+          <w:szCs w:val="21"/>
+          <w14:ligatures w14:val="none"/>
+        </w:rPr>
+      </w:pPr>
+      <w:r>
+        <w:rPr>
+          <w:rFonts w:ascii="Consolas" w:eastAsia="Times New Roman" w:hAnsi="Consolas" w:cs="Times New Roman"/>
+          <w:color w:val="3B3B3B"/>
+          <w:kern w:val="0"/>
+          <w:sz w:val="21"/>
+          <w:szCs w:val="21"/>
+          <w14:ligatures w14:val="none"/>
+        </w:rPr>
+        <w:t xml:space="preserve">    </w:t>
+      </w:r>
+      <w:r>
+        <w:rPr>
+          <w:rFonts w:ascii="Consolas" w:eastAsia="Times New Roman" w:hAnsi="Consolas" w:cs="Times New Roman"/>
+          <w:color w:val="0000FF"/>
+          <w:kern w:val="0"/>
+          <w:sz w:val="21"/>
+          <w:szCs w:val="21"/>
+          <w14:ligatures w14:val="none"/>
+        </w:rPr>
+        <w:t>def</w:t>
+      </w:r>
+      <w:r>
+        <w:rPr>
+          <w:rFonts w:ascii="Consolas" w:eastAsia="Times New Roman" w:hAnsi="Consolas" w:cs="Times New Roman"/>
+          <w:color w:val="3B3B3B"/>
+          <w:kern w:val="0"/>
+          <w:sz w:val="21"/>
+          <w:szCs w:val="21"/>
+          <w14:ligatures w14:val="none"/>
+        </w:rPr>
+        <w:t xml:space="preserve"> </w:t>
+      </w:r>
+      <w:r>
+        <w:rPr>
+          <w:rFonts w:ascii="Consolas" w:eastAsia="Times New Roman" w:hAnsi="Consolas" w:cs="Times New Roman"/>
+          <w:color w:val="795E26"/>
+          <w:kern w:val="0"/>
+          <w:sz w:val="21"/>
+          <w:szCs w:val="21"/>
+          <w14:ligatures w14:val="none"/>
+        </w:rPr>
+        <w:t>hello_world</w:t>
+      </w:r>
+      <w:r>
+        <w:rPr>
+          <w:rFonts w:ascii="Consolas" w:eastAsia="Times New Roman" w:hAnsi="Consolas" w:cs="Times New Roman"/>
+          <w:color w:val="3B3B3B"/>
+          <w:kern w:val="0"/>
+          <w:sz w:val="21"/>
+          <w:szCs w:val="21"/>
+          <w14:ligatures w14:val="none"/>
+        </w:rPr>
+        <w:t>(</w:t>
+      </w:r>
+      <w:r>
+        <w:rPr>
+          <w:rFonts w:ascii="Consolas" w:eastAsia="Times New Roman" w:hAnsi="Consolas" w:cs="Times New Roman"/>
+          <w:color w:val="001080"/>
+          <w:kern w:val="0"/>
+          <w:sz w:val="21"/>
+          <w:szCs w:val="21"/>
+          <w14:ligatures w14:val="none"/>
+        </w:rPr>
+        <w:t>self</w:t>
+      </w:r>
+      <w:r>
+        <w:rPr>
+          <w:rFonts w:ascii="Consolas" w:eastAsia="Times New Roman" w:hAnsi="Consolas" w:cs="Times New Roman"/>
+          <w:color w:val="3B3B3B"/>
+          <w:kern w:val="0"/>
+          <w:sz w:val="21"/>
+          <w:szCs w:val="21"/>
+          <w14:ligatures w14:val="none"/>
+        </w:rPr>
+        <w:t>):</w:t>
+      </w:r>
+    </w:p>
+    <w:p>
+      <w:pPr>
+        <w:shd w:val="clear" w:color="auto" w:fill="FFFFFF"/>
+        <w:spacing w:after="0" w:line="285" w:lineRule="atLeast"/>
+        <w:rPr>
+          <w:rFonts w:ascii="Consolas" w:eastAsia="Times New Roman" w:hAnsi="Consolas" w:cs="Times New Roman"/>
+          <w:color w:val="3B3B3B"/>
+          <w:kern w:val="0"/>
+          <w:sz w:val="21"/>
+          <w:szCs w:val="21"/>
+          <w14:ligatures w14:val="none"/>
+        </w:rPr>
+      </w:pPr>
+      <w:r>
+        <w:rPr>
+          <w:rFonts w:ascii="Consolas" w:eastAsia="Times New Roman" w:hAnsi="Consolas" w:cs="Times New Roman"/>
+          <w:color w:val="3B3B3B"/>
+          <w:kern w:val="0"/>
+          <w:sz w:val="21"/>
+          <w:szCs w:val="21"/>
+          <w14:ligatures w14:val="none"/>
+        </w:rPr>
+        <w:t xml:space="preserve">        </w:t>
+      </w:r>
+      <w:r>
+        <w:rPr>
+          <w:rFonts w:ascii="Consolas" w:eastAsia="Times New Roman" w:hAnsi="Consolas" w:cs="Times New Roman"/>
+          <w:color w:val="001080"/>
+          <w:kern w:val="0"/>
+          <w:sz w:val="21"/>
+          <w:szCs w:val="21"/>
+          <w14:ligatures w14:val="none"/>
+        </w:rPr>
+        <w:t>self</w:t>
+      </w:r>
+      <w:r>
+        <w:rPr>
+          <w:rFonts w:ascii="Consolas" w:eastAsia="Times New Roman" w:hAnsi="Consolas" w:cs="Times New Roman"/>
+          <w:color w:val="3B3B3B"/>
+          <w:kern w:val="0"/>
+          <w:sz w:val="21"/>
+          <w:szCs w:val="21"/>
+          <w14:ligatures w14:val="none"/>
+        </w:rPr>
+        <w:t>.</w:t>
+      </w:r>
+      <w:r>
+        <w:rPr>
+          <w:rFonts w:ascii="Consolas" w:eastAsia="Times New Roman" w:hAnsi="Consolas" w:cs="Times New Roman"/>
+          <w:color w:val="001080"/>
+          <w:kern w:val="0"/>
+          <w:sz w:val="21"/>
+          <w:szCs w:val="21"/>
+          <w14:ligatures w14:val="none"/>
+        </w:rPr>
+        <w:t>client</w:t>
+      </w:r>
+      <w:r>
+        <w:rPr>
+          <w:rFonts w:ascii="Consolas" w:eastAsia="Times New Roman" w:hAnsi="Consolas" w:cs="Times New Roman"/>
+          <w:color w:val="3B3B3B"/>
+          <w:kern w:val="0"/>
+          <w:sz w:val="21"/>
+          <w:szCs w:val="21"/>
+          <w14:ligatures w14:val="none"/>
+        </w:rPr>
+        <w:t>.</w:t>
+      </w:r>
+      <w:r>
+        <w:rPr>
+          <w:rFonts w:ascii="Consolas" w:eastAsia="Times New Roman" w:hAnsi="Consolas" w:cs="Times New Roman"/>
+          <w:color w:val="795E26"/>
+          <w:kern w:val="0"/>
+          <w:sz w:val="21"/>
+          <w:szCs w:val="21"/>
+          <w14:ligatures w14:val="none"/>
+        </w:rPr>
+        <w:t>get</w:t>
+      </w:r>
+      <w:r>
+        <w:rPr>
+          <w:rFonts w:ascii="Consolas" w:eastAsia="Times New Roman" w:hAnsi="Consolas" w:cs="Times New Roman"/>
+          <w:color w:val="3B3B3B"/>
+          <w:kern w:val="0"/>
+          <w:sz w:val="21"/>
+          <w:szCs w:val="21"/>
+          <w14:ligatures w14:val="none"/>
+        </w:rPr>
+        <w:t>(</w:t>
+      </w:r>
+      <w:r>
+        <w:rPr>
+          <w:rFonts w:ascii="Consolas" w:eastAsia="Times New Roman" w:hAnsi="Consolas" w:cs="Times New Roman"/>
+          <w:color w:val="A31515"/>
+          <w:kern w:val="0"/>
+          <w:sz w:val="21"/>
+          <w:szCs w:val="21"/>
+          <w14:ligatures w14:val="none"/>
+        </w:rPr>
+        <w:t>'/hello'</w:t>
+      </w:r>
+      <w:r>
+        <w:rPr>
+          <w:rFonts w:ascii="Consolas" w:eastAsia="Times New Roman" w:hAnsi="Consolas" w:cs="Times New Roman"/>
+          <w:color w:val="3B3B3B"/>
+          <w:kern w:val="0"/>
+          <w:sz w:val="21"/>
+          <w:szCs w:val="21"/>
+          <w14:ligatures w14:val="none"/>
+        </w:rPr>
+        <w:t>)</w:t>
+      </w:r>
+    </w:p>
+    <w:p>
+      <w:pPr>
+        <w:shd w:val="clear" w:color="auto" w:fill="FFFFFF"/>
+        <w:spacing w:after="0" w:line="285" w:lineRule="atLeast"/>
+        <w:rPr>
+          <w:rFonts w:ascii="Consolas" w:eastAsia="Times New Roman" w:hAnsi="Consolas" w:cs="Times New Roman"/>
+          <w:color w:val="3B3B3B"/>
+          <w:kern w:val="0"/>
+          <w:sz w:val="21"/>
+          <w:szCs w:val="21"/>
+          <w14:ligatures w14:val="none"/>
+        </w:rPr>
+      </w:pPr>
+    </w:p>
+    <w:p>
+      <w:pPr>
+        <w:shd w:val="clear" w:color="auto" w:fill="FFFFFF"/>
+        <w:spacing w:after="0" w:line="285" w:lineRule="atLeast"/>
+        <w:rPr>
+          <w:rFonts w:ascii="Consolas" w:eastAsia="Times New Roman" w:hAnsi="Consolas" w:cs="Times New Roman"/>
+          <w:color w:val="3B3B3B"/>
+          <w:kern w:val="0"/>
+          <w:sz w:val="21"/>
+          <w:szCs w:val="21"/>
+          <w14:ligatures w14:val="none"/>
+        </w:rPr>
+      </w:pPr>
+      <w:r>
+        <w:rPr>
+          <w:rFonts w:ascii="Consolas" w:eastAsia="Times New Roman" w:hAnsi="Consolas" w:cs="Times New Roman"/>
+          <w:color w:val="3B3B3B"/>
+          <w:kern w:val="0"/>
+          <w:sz w:val="21"/>
+          <w:szCs w:val="21"/>
+          <w14:ligatures w14:val="none"/>
+        </w:rPr>
+        <w:t xml:space="preserve">    </w:t>
+      </w:r>
+      <w:r>
+        <w:rPr>
+          <w:rFonts w:ascii="Consolas" w:eastAsia="Times New Roman" w:hAnsi="Consolas" w:cs="Times New Roman"/>
+          <w:color w:val="795E26"/>
+          <w:kern w:val="0"/>
+          <w:sz w:val="21"/>
+          <w:szCs w:val="21"/>
+          <w14:ligatures w14:val="none"/>
+        </w:rPr>
+        <w:t>@task</w:t>
+      </w:r>
+    </w:p>
+    <w:p>
+      <w:pPr>
+        <w:shd w:val="clear" w:color="auto" w:fill="FFFFFF"/>
+        <w:spacing w:after="0" w:line="285" w:lineRule="atLeast"/>
+        <w:rPr>
+          <w:rFonts w:ascii="Consolas" w:eastAsia="Times New Roman" w:hAnsi="Consolas" w:cs="Times New Roman"/>
+          <w:color w:val="3B3B3B"/>
+          <w:kern w:val="0"/>
+          <w:sz w:val="21"/>
+          <w:szCs w:val="21"/>
+          <w14:ligatures w14:val="none"/>
+        </w:rPr>
+      </w:pPr>
+      <w:r>
+        <w:rPr>
+          <w:rFonts w:ascii="Consolas" w:eastAsia="Times New Roman" w:hAnsi="Consolas" w:cs="Times New Roman"/>
+          <w:color w:val="3B3B3B"/>
+          <w:kern w:val="0"/>
+          <w:sz w:val="21"/>
+          <w:szCs w:val="21"/>
+          <w14:ligatures w14:val="none"/>
+        </w:rPr>
+        <w:t xml:space="preserve">    </w:t>
+      </w:r>
+      <w:r>
+        <w:rPr>
+          <w:rFonts w:ascii="Consolas" w:eastAsia="Times New Roman" w:hAnsi="Consolas" w:cs="Times New Roman"/>
+          <w:color w:val="0000FF"/>
+          <w:kern w:val="0"/>
+          <w:sz w:val="21"/>
+          <w:szCs w:val="21"/>
+          <w14:ligatures w14:val="none"/>
+        </w:rPr>
+        <w:t>def</w:t>
+      </w:r>
+      <w:r>
+        <w:rPr>
+          <w:rFonts w:ascii="Consolas" w:eastAsia="Times New Roman" w:hAnsi="Consolas" w:cs="Times New Roman"/>
+          <w:color w:val="3B3B3B"/>
+          <w:kern w:val="0"/>
+          <w:sz w:val="21"/>
+          <w:szCs w:val="21"/>
+          <w14:ligatures w14:val="none"/>
+        </w:rPr>
+        <w:t xml:space="preserve"> </w:t>
+      </w:r>
+      <w:r>
+        <w:rPr>
+          <w:rFonts w:ascii="Consolas" w:eastAsia="Times New Roman" w:hAnsi="Consolas" w:cs="Times New Roman"/>
+          <w:color w:val="795E26"/>
+          <w:kern w:val="0"/>
+          <w:sz w:val="21"/>
+          <w:szCs w:val="21"/>
+          <w14:ligatures w14:val="none"/>
+        </w:rPr>
+        <w:t>hello_world_02</w:t>
+      </w:r>
+      <w:r>
+        <w:rPr>
+          <w:rFonts w:ascii="Consolas" w:eastAsia="Times New Roman" w:hAnsi="Consolas" w:cs="Times New Roman"/>
+          <w:color w:val="3B3B3B"/>
+          <w:kern w:val="0"/>
+          <w:sz w:val="21"/>
+          <w:szCs w:val="21"/>
+          <w14:ligatures w14:val="none"/>
+        </w:rPr>
+        <w:t>(</w:t>
+      </w:r>
+      <w:r>
+        <w:rPr>
+          <w:rFonts w:ascii="Consolas" w:eastAsia="Times New Roman" w:hAnsi="Consolas" w:cs="Times New Roman"/>
+          <w:color w:val="001080"/>
+          <w:kern w:val="0"/>
+          <w:sz w:val="21"/>
+          <w:szCs w:val="21"/>
+          <w14:ligatures w14:val="none"/>
+        </w:rPr>
+        <w:t>self</w:t>
+      </w:r>
+      <w:r>
+        <w:rPr>
+          <w:rFonts w:ascii="Consolas" w:eastAsia="Times New Roman" w:hAnsi="Consolas" w:cs="Times New Roman"/>
+          <w:color w:val="3B3B3B"/>
+          <w:kern w:val="0"/>
+          <w:sz w:val="21"/>
+          <w:szCs w:val="21"/>
+          <w14:ligatures w14:val="none"/>
+        </w:rPr>
+        <w:t>):</w:t>
+      </w:r>
+    </w:p>
+    <w:p>
+      <w:pPr>
+        <w:shd w:val="clear" w:color="auto" w:fill="FFFFFF"/>
+        <w:spacing w:after="0" w:line="285" w:lineRule="atLeast"/>
+        <w:rPr>
+          <w:rFonts w:ascii="Consolas" w:eastAsia="Times New Roman" w:hAnsi="Consolas" w:cs="Times New Roman"/>
+          <w:color w:val="3B3B3B"/>
+          <w:kern w:val="0"/>
+          <w:sz w:val="21"/>
+          <w:szCs w:val="21"/>
+          <w14:ligatures w14:val="none"/>
+        </w:rPr>
+      </w:pPr>
+      <w:r>
+        <w:rPr>
+          <w:rFonts w:ascii="Consolas" w:eastAsia="Times New Roman" w:hAnsi="Consolas" w:cs="Times New Roman"/>
+          <w:color w:val="3B3B3B"/>
+          <w:kern w:val="0"/>
+          <w:sz w:val="21"/>
+          <w:szCs w:val="21"/>
+          <w14:ligatures w14:val="none"/>
+        </w:rPr>
+        <w:t xml:space="preserve">        </w:t>
+      </w:r>
+      <w:r>
+        <w:rPr>
+          <w:rFonts w:ascii="Consolas" w:eastAsia="Times New Roman" w:hAnsi="Consolas" w:cs="Times New Roman"/>
+          <w:color w:val="001080"/>
+          <w:kern w:val="0"/>
+          <w:sz w:val="21"/>
+          <w:szCs w:val="21"/>
+          <w14:ligatures w14:val="none"/>
+        </w:rPr>
+        <w:t>self</w:t>
+      </w:r>
+      <w:r>
+        <w:rPr>
+          <w:rFonts w:ascii="Consolas" w:eastAsia="Times New Roman" w:hAnsi="Consolas" w:cs="Times New Roman"/>
+          <w:color w:val="3B3B3B"/>
+          <w:kern w:val="0"/>
+          <w:sz w:val="21"/>
+          <w:szCs w:val="21"/>
+          <w14:ligatures w14:val="none"/>
+        </w:rPr>
+        <w:t>.</w:t>
+      </w:r>
+      <w:r>
+        <w:rPr>
+          <w:rFonts w:ascii="Consolas" w:eastAsia="Times New Roman" w:hAnsi="Consolas" w:cs="Times New Roman"/>
+          <w:color w:val="001080"/>
+          <w:kern w:val="0"/>
+          <w:sz w:val="21"/>
+          <w:szCs w:val="21"/>
+          <w14:ligatures w14:val="none"/>
+        </w:rPr>
+        <w:t>client</w:t>
+      </w:r>
+      <w:r>
+        <w:rPr>
+          <w:rFonts w:ascii="Consolas" w:eastAsia="Times New Roman" w:hAnsi="Consolas" w:cs="Times New Roman"/>
+          <w:color w:val="3B3B3B"/>
+          <w:kern w:val="0"/>
+          <w:sz w:val="21"/>
+          <w:szCs w:val="21"/>
+          <w14:ligatures w14:val="none"/>
+        </w:rPr>
+        <w:t>.</w:t>
+      </w:r>
+      <w:r>
+        <w:rPr>
+          <w:rFonts w:ascii="Consolas" w:eastAsia="Times New Roman" w:hAnsi="Consolas" w:cs="Times New Roman"/>
+          <w:color w:val="795E26"/>
+          <w:kern w:val="0"/>
+          <w:sz w:val="21"/>
+          <w:szCs w:val="21"/>
+          <w14:ligatures w14:val="none"/>
+        </w:rPr>
+        <w:t>get</w:t>
+      </w:r>
+      <w:r>
+        <w:rPr>
+          <w:rFonts w:ascii="Consolas" w:eastAsia="Times New Roman" w:hAnsi="Consolas" w:cs="Times New Roman"/>
+          <w:color w:val="3B3B3B"/>
+          <w:kern w:val="0"/>
+          <w:sz w:val="21"/>
+          <w:szCs w:val="21"/>
+          <w14:ligatures w14:val="none"/>
+        </w:rPr>
+        <w:t>(</w:t>
+      </w:r>
+      <w:r>
+        <w:rPr>
+          <w:rFonts w:ascii="Consolas" w:eastAsia="Times New Roman" w:hAnsi="Consolas" w:cs="Times New Roman"/>
+          <w:color w:val="A31515"/>
+          <w:kern w:val="0"/>
+          <w:sz w:val="21"/>
+          <w:szCs w:val="21"/>
+          <w14:ligatures w14:val="none"/>
+        </w:rPr>
+        <w:t>'/world'</w:t>
+      </w:r>
+      <w:r>
+        <w:rPr>
+          <w:rFonts w:ascii="Consolas" w:eastAsia="Times New Roman" w:hAnsi="Consolas" w:cs="Times New Roman"/>
+          <w:color w:val="3B3B3B"/>
+          <w:kern w:val="0"/>
+          <w:sz w:val="21"/>
+          <w:szCs w:val="21"/>
+          <w14:ligatures w14:val="none"/>
+        </w:rPr>
+        <w:t>)</w:t>
+      </w:r>
+    </w:p>
     <w:p/>
+    <w:p>
+      <w:pPr>
+        <w:ind w:left="720" w:firstLine="720"/>
+      </w:pPr>
+      <w:r>
+        <w:t>-------------------------------------------------------------------------------</w:t>
+      </w:r>
+    </w:p>
+    <w:p>
+      <w:r>
+        <w:t xml:space="preserve">To run </w:t>
+      </w:r>
+      <w:r>
+        <w:t>L</w:t>
+      </w:r>
+      <w:r>
+        <w:t>ocust in headless mode:</w:t>
+      </w:r>
+    </w:p>
+    <w:p>
+      <w:pPr>
+        <w:rPr>
+          <w:b/>
+          <w:bCs/>
+          <w:color w:val="215E99" w:themeColor="text2" w:themeTint="BF"/>
+        </w:rPr>
+      </w:pPr>
+      <w:r>
+        <w:rPr>
+          <w:b/>
+          <w:bCs/>
+          <w:color w:val="215E99" w:themeColor="text2" w:themeTint="BF"/>
+        </w:rPr>
+        <w:t xml:space="preserve">locust --headless --users 10 --spawn-rate 1 -H </w:t>
+      </w:r>
+      <w:r>
+        <w:rPr>
+          <w:b/>
+          <w:bCs/>
+          <w:color w:val="EE0000"/>
+        </w:rPr>
+        <w:t>http://your-server.com</w:t>
+      </w:r>
+    </w:p>
+    <w:p>
+      <w:pPr>
+        <w:ind w:left="720" w:firstLine="720"/>
+      </w:pPr>
+      <w:r>
+        <w:t>-------------------------------------------------------------------------------</w:t>
+      </w:r>
+    </w:p>
+    <w:p>
+      <w:pPr>
+        <w:shd w:val="clear" w:color="auto" w:fill="FFFFFF"/>
+        <w:spacing w:after="0" w:line="285" w:lineRule="atLeast"/>
+        <w:rPr>
+          <w:rFonts w:ascii="Consolas" w:eastAsia="Times New Roman" w:hAnsi="Consolas" w:cs="Times New Roman"/>
+          <w:color w:val="AF00DB"/>
+          <w:kern w:val="0"/>
+          <w:sz w:val="21"/>
+          <w:szCs w:val="21"/>
+          <w14:ligatures w14:val="none"/>
+        </w:rPr>
+      </w:pPr>
+    </w:p>
+    <w:p>
+      <w:pPr>
+        <w:shd w:val="clear" w:color="auto" w:fill="FFFFFF"/>
+        <w:spacing w:after="0" w:line="285" w:lineRule="atLeast"/>
+        <w:rPr>
+          <w:rFonts w:ascii="Consolas" w:eastAsia="Times New Roman" w:hAnsi="Consolas" w:cs="Times New Roman"/>
+          <w:color w:val="AF00DB"/>
+          <w:kern w:val="0"/>
+          <w:sz w:val="21"/>
+          <w:szCs w:val="21"/>
+          <w14:ligatures w14:val="none"/>
+        </w:rPr>
+      </w:pPr>
+    </w:p>
+    <w:p>
+      <w:pPr>
+        <w:shd w:val="clear" w:color="auto" w:fill="FFFFFF"/>
+        <w:spacing w:after="0" w:line="285" w:lineRule="atLeast"/>
+        <w:rPr>
+          <w:rFonts w:ascii="Consolas" w:eastAsia="Times New Roman" w:hAnsi="Consolas" w:cs="Times New Roman"/>
+          <w:color w:val="AF00DB"/>
+          <w:kern w:val="0"/>
+          <w:sz w:val="21"/>
+          <w:szCs w:val="21"/>
+          <w14:ligatures w14:val="none"/>
+        </w:rPr>
+      </w:pPr>
+    </w:p>
+    <w:p>
+      <w:pPr>
+        <w:shd w:val="clear" w:color="auto" w:fill="FFFFFF"/>
+        <w:spacing w:after="0" w:line="285" w:lineRule="atLeast"/>
+        <w:rPr>
+          <w:rFonts w:ascii="Consolas" w:eastAsia="Times New Roman" w:hAnsi="Consolas" w:cs="Times New Roman"/>
+          <w:color w:val="AF00DB"/>
+          <w:kern w:val="0"/>
+          <w:sz w:val="21"/>
+          <w:szCs w:val="21"/>
+          <w14:ligatures w14:val="none"/>
+        </w:rPr>
+      </w:pPr>
+    </w:p>
+    <w:p>
+      <w:pPr>
+        <w:shd w:val="clear" w:color="auto" w:fill="FFFFFF"/>
+        <w:spacing w:after="0" w:line="285" w:lineRule="atLeast"/>
+        <w:rPr>
+          <w:rFonts w:ascii="Consolas" w:eastAsia="Times New Roman" w:hAnsi="Consolas" w:cs="Times New Roman"/>
+          <w:color w:val="AF00DB"/>
+          <w:kern w:val="0"/>
+          <w:sz w:val="21"/>
+          <w:szCs w:val="21"/>
+          <w14:ligatures w14:val="none"/>
+        </w:rPr>
+      </w:pPr>
+    </w:p>
+    <w:p>
+      <w:pPr>
+        <w:shd w:val="clear" w:color="auto" w:fill="FFFFFF"/>
+        <w:spacing w:after="0" w:line="285" w:lineRule="atLeast"/>
+        <w:rPr>
+          <w:rFonts w:ascii="Consolas" w:eastAsia="Times New Roman" w:hAnsi="Consolas" w:cs="Times New Roman"/>
+          <w:color w:val="3B3B3B"/>
+          <w:kern w:val="0"/>
+          <w:sz w:val="21"/>
+          <w:szCs w:val="21"/>
+          <w14:ligatures w14:val="none"/>
+        </w:rPr>
+      </w:pPr>
+      <w:r>
+        <w:rPr>
+          <w:rFonts w:ascii="Consolas" w:eastAsia="Times New Roman" w:hAnsi="Consolas" w:cs="Times New Roman"/>
+          <w:color w:val="AF00DB"/>
+          <w:kern w:val="0"/>
+          <w:sz w:val="21"/>
+          <w:szCs w:val="21"/>
+          <w14:ligatures w14:val="none"/>
+        </w:rPr>
+        <w:lastRenderedPageBreak/>
+        <w:t>import</w:t>
+      </w:r>
+      <w:r>
+        <w:rPr>
+          <w:rFonts w:ascii="Consolas" w:eastAsia="Times New Roman" w:hAnsi="Consolas" w:cs="Times New Roman"/>
+          <w:color w:val="3B3B3B"/>
+          <w:kern w:val="0"/>
+          <w:sz w:val="21"/>
+          <w:szCs w:val="21"/>
+          <w14:ligatures w14:val="none"/>
+        </w:rPr>
+        <w:t xml:space="preserve"> </w:t>
+      </w:r>
+      <w:r>
+        <w:rPr>
+          <w:rFonts w:ascii="Consolas" w:eastAsia="Times New Roman" w:hAnsi="Consolas" w:cs="Times New Roman"/>
+          <w:color w:val="267F99"/>
+          <w:kern w:val="0"/>
+          <w:sz w:val="21"/>
+          <w:szCs w:val="21"/>
+          <w14:ligatures w14:val="none"/>
+        </w:rPr>
+        <w:t>time</w:t>
+      </w:r>
+    </w:p>
+    <w:p>
+      <w:pPr>
+        <w:shd w:val="clear" w:color="auto" w:fill="FFFFFF"/>
+        <w:spacing w:after="0" w:line="285" w:lineRule="atLeast"/>
+        <w:rPr>
+          <w:rFonts w:ascii="Consolas" w:eastAsia="Times New Roman" w:hAnsi="Consolas" w:cs="Times New Roman"/>
+          <w:color w:val="3B3B3B"/>
+          <w:kern w:val="0"/>
+          <w:sz w:val="21"/>
+          <w:szCs w:val="21"/>
+          <w14:ligatures w14:val="none"/>
+        </w:rPr>
+      </w:pPr>
+      <w:r>
+        <w:rPr>
+          <w:rFonts w:ascii="Consolas" w:eastAsia="Times New Roman" w:hAnsi="Consolas" w:cs="Times New Roman"/>
+          <w:color w:val="AF00DB"/>
+          <w:kern w:val="0"/>
+          <w:sz w:val="21"/>
+          <w:szCs w:val="21"/>
+          <w14:ligatures w14:val="none"/>
+        </w:rPr>
+        <w:t>from</w:t>
+      </w:r>
+      <w:r>
+        <w:rPr>
+          <w:rFonts w:ascii="Consolas" w:eastAsia="Times New Roman" w:hAnsi="Consolas" w:cs="Times New Roman"/>
+          <w:color w:val="3B3B3B"/>
+          <w:kern w:val="0"/>
+          <w:sz w:val="21"/>
+          <w:szCs w:val="21"/>
+          <w14:ligatures w14:val="none"/>
+        </w:rPr>
+        <w:t xml:space="preserve"> </w:t>
+      </w:r>
+      <w:r>
+        <w:rPr>
+          <w:rFonts w:ascii="Consolas" w:eastAsia="Times New Roman" w:hAnsi="Consolas" w:cs="Times New Roman"/>
+          <w:color w:val="267F99"/>
+          <w:kern w:val="0"/>
+          <w:sz w:val="21"/>
+          <w:szCs w:val="21"/>
+          <w14:ligatures w14:val="none"/>
+        </w:rPr>
+        <w:t>locust</w:t>
+      </w:r>
+      <w:r>
+        <w:rPr>
+          <w:rFonts w:ascii="Consolas" w:eastAsia="Times New Roman" w:hAnsi="Consolas" w:cs="Times New Roman"/>
+          <w:color w:val="3B3B3B"/>
+          <w:kern w:val="0"/>
+          <w:sz w:val="21"/>
+          <w:szCs w:val="21"/>
+          <w14:ligatures w14:val="none"/>
+        </w:rPr>
+        <w:t xml:space="preserve"> </w:t>
+      </w:r>
+      <w:r>
+        <w:rPr>
+          <w:rFonts w:ascii="Consolas" w:eastAsia="Times New Roman" w:hAnsi="Consolas" w:cs="Times New Roman"/>
+          <w:color w:val="AF00DB"/>
+          <w:kern w:val="0"/>
+          <w:sz w:val="21"/>
+          <w:szCs w:val="21"/>
+          <w14:ligatures w14:val="none"/>
+        </w:rPr>
+        <w:t>import</w:t>
+      </w:r>
+      <w:r>
+        <w:rPr>
+          <w:rFonts w:ascii="Consolas" w:eastAsia="Times New Roman" w:hAnsi="Consolas" w:cs="Times New Roman"/>
+          <w:color w:val="3B3B3B"/>
+          <w:kern w:val="0"/>
+          <w:sz w:val="21"/>
+          <w:szCs w:val="21"/>
+          <w14:ligatures w14:val="none"/>
+        </w:rPr>
+        <w:t xml:space="preserve"> </w:t>
+      </w:r>
+      <w:r>
+        <w:rPr>
+          <w:rFonts w:ascii="Consolas" w:eastAsia="Times New Roman" w:hAnsi="Consolas" w:cs="Times New Roman"/>
+          <w:color w:val="267F99"/>
+          <w:kern w:val="0"/>
+          <w:sz w:val="21"/>
+          <w:szCs w:val="21"/>
+          <w14:ligatures w14:val="none"/>
+        </w:rPr>
+        <w:t>HttpUser</w:t>
+      </w:r>
+      <w:r>
+        <w:rPr>
+          <w:rFonts w:ascii="Consolas" w:eastAsia="Times New Roman" w:hAnsi="Consolas" w:cs="Times New Roman"/>
+          <w:color w:val="3B3B3B"/>
+          <w:kern w:val="0"/>
+          <w:sz w:val="21"/>
+          <w:szCs w:val="21"/>
+          <w14:ligatures w14:val="none"/>
+        </w:rPr>
+        <w:t xml:space="preserve">, </w:t>
+      </w:r>
+      <w:r>
+        <w:rPr>
+          <w:rFonts w:ascii="Consolas" w:eastAsia="Times New Roman" w:hAnsi="Consolas" w:cs="Times New Roman"/>
+          <w:color w:val="795E26"/>
+          <w:kern w:val="0"/>
+          <w:sz w:val="21"/>
+          <w:szCs w:val="21"/>
+          <w14:ligatures w14:val="none"/>
+        </w:rPr>
+        <w:t>task</w:t>
+      </w:r>
+      <w:r>
+        <w:rPr>
+          <w:rFonts w:ascii="Consolas" w:eastAsia="Times New Roman" w:hAnsi="Consolas" w:cs="Times New Roman"/>
+          <w:color w:val="3B3B3B"/>
+          <w:kern w:val="0"/>
+          <w:sz w:val="21"/>
+          <w:szCs w:val="21"/>
+          <w14:ligatures w14:val="none"/>
+        </w:rPr>
+        <w:t xml:space="preserve">, </w:t>
+      </w:r>
+      <w:r>
+        <w:rPr>
+          <w:rFonts w:ascii="Consolas" w:eastAsia="Times New Roman" w:hAnsi="Consolas" w:cs="Times New Roman"/>
+          <w:color w:val="795E26"/>
+          <w:kern w:val="0"/>
+          <w:sz w:val="21"/>
+          <w:szCs w:val="21"/>
+          <w14:ligatures w14:val="none"/>
+        </w:rPr>
+        <w:t>between</w:t>
+      </w:r>
+    </w:p>
+    <w:p>
+      <w:pPr>
+        <w:shd w:val="clear" w:color="auto" w:fill="FFFFFF"/>
+        <w:spacing w:after="0" w:line="285" w:lineRule="atLeast"/>
+        <w:rPr>
+          <w:rFonts w:ascii="Consolas" w:eastAsia="Times New Roman" w:hAnsi="Consolas" w:cs="Times New Roman"/>
+          <w:color w:val="3B3B3B"/>
+          <w:kern w:val="0"/>
+          <w:sz w:val="21"/>
+          <w:szCs w:val="21"/>
+          <w14:ligatures w14:val="none"/>
+        </w:rPr>
+      </w:pPr>
+    </w:p>
+    <w:p>
+      <w:pPr>
+        <w:shd w:val="clear" w:color="auto" w:fill="FFFFFF"/>
+        <w:spacing w:after="0" w:line="285" w:lineRule="atLeast"/>
+        <w:rPr>
+          <w:rFonts w:ascii="Consolas" w:eastAsia="Times New Roman" w:hAnsi="Consolas" w:cs="Times New Roman"/>
+          <w:color w:val="3B3B3B"/>
+          <w:kern w:val="0"/>
+          <w:sz w:val="21"/>
+          <w:szCs w:val="21"/>
+          <w14:ligatures w14:val="none"/>
+        </w:rPr>
+      </w:pPr>
+      <w:r>
+        <w:rPr>
+          <w:rFonts w:ascii="Consolas" w:eastAsia="Times New Roman" w:hAnsi="Consolas" w:cs="Times New Roman"/>
+          <w:color w:val="0000FF"/>
+          <w:kern w:val="0"/>
+          <w:sz w:val="21"/>
+          <w:szCs w:val="21"/>
+          <w14:ligatures w14:val="none"/>
+        </w:rPr>
+        <w:t>class</w:t>
+      </w:r>
+      <w:r>
+        <w:rPr>
+          <w:rFonts w:ascii="Consolas" w:eastAsia="Times New Roman" w:hAnsi="Consolas" w:cs="Times New Roman"/>
+          <w:color w:val="3B3B3B"/>
+          <w:kern w:val="0"/>
+          <w:sz w:val="21"/>
+          <w:szCs w:val="21"/>
+          <w14:ligatures w14:val="none"/>
+        </w:rPr>
+        <w:t xml:space="preserve"> </w:t>
+      </w:r>
+      <w:proofErr w:type="gramStart"/>
+      <w:r>
+        <w:rPr>
+          <w:rFonts w:ascii="Consolas" w:eastAsia="Times New Roman" w:hAnsi="Consolas" w:cs="Times New Roman"/>
+          <w:color w:val="267F99"/>
+          <w:kern w:val="0"/>
+          <w:sz w:val="21"/>
+          <w:szCs w:val="21"/>
+          <w14:ligatures w14:val="none"/>
+        </w:rPr>
+        <w:t>QuickStartUser</w:t>
+      </w:r>
+      <w:r>
+        <w:rPr>
+          <w:rFonts w:ascii="Consolas" w:eastAsia="Times New Roman" w:hAnsi="Consolas" w:cs="Times New Roman"/>
+          <w:color w:val="3B3B3B"/>
+          <w:kern w:val="0"/>
+          <w:sz w:val="21"/>
+          <w:szCs w:val="21"/>
+          <w14:ligatures w14:val="none"/>
+        </w:rPr>
+        <w:t>(</w:t>
+      </w:r>
+      <w:proofErr w:type="gramEnd"/>
+      <w:r>
+        <w:rPr>
+          <w:rFonts w:ascii="Consolas" w:eastAsia="Times New Roman" w:hAnsi="Consolas" w:cs="Times New Roman"/>
+          <w:color w:val="267F99"/>
+          <w:kern w:val="0"/>
+          <w:sz w:val="21"/>
+          <w:szCs w:val="21"/>
+          <w14:ligatures w14:val="none"/>
+        </w:rPr>
+        <w:t>HttpUser</w:t>
+      </w:r>
+      <w:r>
+        <w:rPr>
+          <w:rFonts w:ascii="Consolas" w:eastAsia="Times New Roman" w:hAnsi="Consolas" w:cs="Times New Roman"/>
+          <w:color w:val="3B3B3B"/>
+          <w:kern w:val="0"/>
+          <w:sz w:val="21"/>
+          <w:szCs w:val="21"/>
+          <w14:ligatures w14:val="none"/>
+        </w:rPr>
+        <w:t>):</w:t>
+      </w:r>
+    </w:p>
+    <w:p>
+      <w:pPr>
+        <w:shd w:val="clear" w:color="auto" w:fill="FFFFFF"/>
+        <w:spacing w:after="0" w:line="285" w:lineRule="atLeast"/>
+        <w:rPr>
+          <w:rFonts w:ascii="Consolas" w:eastAsia="Times New Roman" w:hAnsi="Consolas" w:cs="Times New Roman"/>
+          <w:color w:val="3B3B3B"/>
+          <w:kern w:val="0"/>
+          <w:sz w:val="21"/>
+          <w:szCs w:val="21"/>
+          <w14:ligatures w14:val="none"/>
+        </w:rPr>
+      </w:pPr>
+      <w:r>
+        <w:rPr>
+          <w:rFonts w:ascii="Consolas" w:eastAsia="Times New Roman" w:hAnsi="Consolas" w:cs="Times New Roman"/>
+          <w:color w:val="3B3B3B"/>
+          <w:kern w:val="0"/>
+          <w:sz w:val="21"/>
+          <w:szCs w:val="21"/>
+          <w14:ligatures w14:val="none"/>
+        </w:rPr>
+        <w:t xml:space="preserve">    </w:t>
+      </w:r>
+      <w:r>
+        <w:rPr>
+          <w:rFonts w:ascii="Consolas" w:eastAsia="Times New Roman" w:hAnsi="Consolas" w:cs="Times New Roman"/>
+          <w:color w:val="001080"/>
+          <w:kern w:val="0"/>
+          <w:sz w:val="21"/>
+          <w:szCs w:val="21"/>
+          <w14:ligatures w14:val="none"/>
+        </w:rPr>
+        <w:t>wait_time</w:t>
+      </w:r>
+      <w:r>
+        <w:rPr>
+          <w:rFonts w:ascii="Consolas" w:eastAsia="Times New Roman" w:hAnsi="Consolas" w:cs="Times New Roman"/>
+          <w:color w:val="3B3B3B"/>
+          <w:kern w:val="0"/>
+          <w:sz w:val="21"/>
+          <w:szCs w:val="21"/>
+          <w14:ligatures w14:val="none"/>
+        </w:rPr>
+        <w:t xml:space="preserve"> </w:t>
+      </w:r>
+      <w:r>
+        <w:rPr>
+          <w:rFonts w:ascii="Consolas" w:eastAsia="Times New Roman" w:hAnsi="Consolas" w:cs="Times New Roman"/>
+          <w:color w:val="000000"/>
+          <w:kern w:val="0"/>
+          <w:sz w:val="21"/>
+          <w:szCs w:val="21"/>
+          <w14:ligatures w14:val="none"/>
+        </w:rPr>
+        <w:t>=</w:t>
+      </w:r>
+      <w:r>
+        <w:rPr>
+          <w:rFonts w:ascii="Consolas" w:eastAsia="Times New Roman" w:hAnsi="Consolas" w:cs="Times New Roman"/>
+          <w:color w:val="3B3B3B"/>
+          <w:kern w:val="0"/>
+          <w:sz w:val="21"/>
+          <w:szCs w:val="21"/>
+          <w14:ligatures w14:val="none"/>
+        </w:rPr>
+        <w:t xml:space="preserve"> </w:t>
+      </w:r>
+      <w:proofErr w:type="gramStart"/>
+      <w:r>
+        <w:rPr>
+          <w:rFonts w:ascii="Consolas" w:eastAsia="Times New Roman" w:hAnsi="Consolas" w:cs="Times New Roman"/>
+          <w:color w:val="795E26"/>
+          <w:kern w:val="0"/>
+          <w:sz w:val="21"/>
+          <w:szCs w:val="21"/>
+          <w14:ligatures w14:val="none"/>
+        </w:rPr>
+        <w:t>between</w:t>
+      </w:r>
+      <w:r>
+        <w:rPr>
+          <w:rFonts w:ascii="Consolas" w:eastAsia="Times New Roman" w:hAnsi="Consolas" w:cs="Times New Roman"/>
+          <w:color w:val="3B3B3B"/>
+          <w:kern w:val="0"/>
+          <w:sz w:val="21"/>
+          <w:szCs w:val="21"/>
+          <w14:ligatures w14:val="none"/>
+        </w:rPr>
+        <w:t>(</w:t>
+      </w:r>
+      <w:proofErr w:type="gramEnd"/>
+      <w:r>
+        <w:rPr>
+          <w:rFonts w:ascii="Consolas" w:eastAsia="Times New Roman" w:hAnsi="Consolas" w:cs="Times New Roman"/>
+          <w:color w:val="098658"/>
+          <w:kern w:val="0"/>
+          <w:sz w:val="21"/>
+          <w:szCs w:val="21"/>
+          <w14:ligatures w14:val="none"/>
+        </w:rPr>
+        <w:t>1</w:t>
+      </w:r>
+      <w:r>
+        <w:rPr>
+          <w:rFonts w:ascii="Consolas" w:eastAsia="Times New Roman" w:hAnsi="Consolas" w:cs="Times New Roman"/>
+          <w:color w:val="3B3B3B"/>
+          <w:kern w:val="0"/>
+          <w:sz w:val="21"/>
+          <w:szCs w:val="21"/>
+          <w14:ligatures w14:val="none"/>
+        </w:rPr>
+        <w:t xml:space="preserve">, </w:t>
+      </w:r>
+      <w:r>
+        <w:rPr>
+          <w:rFonts w:ascii="Consolas" w:eastAsia="Times New Roman" w:hAnsi="Consolas" w:cs="Times New Roman"/>
+          <w:color w:val="098658"/>
+          <w:kern w:val="0"/>
+          <w:sz w:val="21"/>
+          <w:szCs w:val="21"/>
+          <w14:ligatures w14:val="none"/>
+        </w:rPr>
+        <w:t>10</w:t>
+      </w:r>
+      <w:r>
+        <w:rPr>
+          <w:rFonts w:ascii="Consolas" w:eastAsia="Times New Roman" w:hAnsi="Consolas" w:cs="Times New Roman"/>
+          <w:color w:val="3B3B3B"/>
+          <w:kern w:val="0"/>
+          <w:sz w:val="21"/>
+          <w:szCs w:val="21"/>
+          <w14:ligatures w14:val="none"/>
+        </w:rPr>
+        <w:t>)</w:t>
+      </w:r>
+    </w:p>
+    <w:p>
+      <w:pPr>
+        <w:shd w:val="clear" w:color="auto" w:fill="FFFFFF"/>
+        <w:spacing w:after="0" w:line="285" w:lineRule="atLeast"/>
+        <w:rPr>
+          <w:rFonts w:ascii="Consolas" w:eastAsia="Times New Roman" w:hAnsi="Consolas" w:cs="Times New Roman"/>
+          <w:color w:val="3B3B3B"/>
+          <w:kern w:val="0"/>
+          <w:sz w:val="21"/>
+          <w:szCs w:val="21"/>
+          <w14:ligatures w14:val="none"/>
+        </w:rPr>
+      </w:pPr>
+    </w:p>
+    <w:p>
+      <w:pPr>
+        <w:shd w:val="clear" w:color="auto" w:fill="FFFFFF"/>
+        <w:spacing w:after="0" w:line="285" w:lineRule="atLeast"/>
+        <w:rPr>
+          <w:rFonts w:ascii="Consolas" w:eastAsia="Times New Roman" w:hAnsi="Consolas" w:cs="Times New Roman"/>
+          <w:color w:val="3B3B3B"/>
+          <w:kern w:val="0"/>
+          <w:sz w:val="21"/>
+          <w:szCs w:val="21"/>
+          <w14:ligatures w14:val="none"/>
+        </w:rPr>
+      </w:pPr>
+      <w:r>
+        <w:rPr>
+          <w:rFonts w:ascii="Consolas" w:eastAsia="Times New Roman" w:hAnsi="Consolas" w:cs="Times New Roman"/>
+          <w:color w:val="3B3B3B"/>
+          <w:kern w:val="0"/>
+          <w:sz w:val="21"/>
+          <w:szCs w:val="21"/>
+          <w14:ligatures w14:val="none"/>
+        </w:rPr>
+        <w:t xml:space="preserve">    </w:t>
+      </w:r>
+      <w:r>
+        <w:rPr>
+          <w:rFonts w:ascii="Consolas" w:eastAsia="Times New Roman" w:hAnsi="Consolas" w:cs="Times New Roman"/>
+          <w:color w:val="795E26"/>
+          <w:kern w:val="0"/>
+          <w:sz w:val="21"/>
+          <w:szCs w:val="21"/>
+          <w14:ligatures w14:val="none"/>
+        </w:rPr>
+        <w:t>@task</w:t>
+      </w:r>
+    </w:p>
+    <w:p>
+      <w:pPr>
+        <w:shd w:val="clear" w:color="auto" w:fill="FFFFFF"/>
+        <w:spacing w:after="0" w:line="285" w:lineRule="atLeast"/>
+        <w:rPr>
+          <w:rFonts w:ascii="Consolas" w:eastAsia="Times New Roman" w:hAnsi="Consolas" w:cs="Times New Roman"/>
+          <w:color w:val="3B3B3B"/>
+          <w:kern w:val="0"/>
+          <w:sz w:val="21"/>
+          <w:szCs w:val="21"/>
+          <w14:ligatures w14:val="none"/>
+        </w:rPr>
+      </w:pPr>
+      <w:r>
+        <w:rPr>
+          <w:rFonts w:ascii="Consolas" w:eastAsia="Times New Roman" w:hAnsi="Consolas" w:cs="Times New Roman"/>
+          <w:color w:val="3B3B3B"/>
+          <w:kern w:val="0"/>
+          <w:sz w:val="21"/>
+          <w:szCs w:val="21"/>
+          <w14:ligatures w14:val="none"/>
+        </w:rPr>
+        <w:t xml:space="preserve">    </w:t>
+      </w:r>
+      <w:r>
+        <w:rPr>
+          <w:rFonts w:ascii="Consolas" w:eastAsia="Times New Roman" w:hAnsi="Consolas" w:cs="Times New Roman"/>
+          <w:color w:val="0000FF"/>
+          <w:kern w:val="0"/>
+          <w:sz w:val="21"/>
+          <w:szCs w:val="21"/>
+          <w14:ligatures w14:val="none"/>
+        </w:rPr>
+        <w:t>def</w:t>
+      </w:r>
+      <w:r>
+        <w:rPr>
+          <w:rFonts w:ascii="Consolas" w:eastAsia="Times New Roman" w:hAnsi="Consolas" w:cs="Times New Roman"/>
+          <w:color w:val="3B3B3B"/>
+          <w:kern w:val="0"/>
+          <w:sz w:val="21"/>
+          <w:szCs w:val="21"/>
+          <w14:ligatures w14:val="none"/>
+        </w:rPr>
+        <w:t xml:space="preserve"> </w:t>
+      </w:r>
+      <w:r>
+        <w:rPr>
+          <w:rFonts w:ascii="Consolas" w:eastAsia="Times New Roman" w:hAnsi="Consolas" w:cs="Times New Roman"/>
+          <w:color w:val="795E26"/>
+          <w:kern w:val="0"/>
+          <w:sz w:val="21"/>
+          <w:szCs w:val="21"/>
+          <w14:ligatures w14:val="none"/>
+        </w:rPr>
+        <w:t>hello_world</w:t>
+      </w:r>
+      <w:r>
+        <w:rPr>
+          <w:rFonts w:ascii="Consolas" w:eastAsia="Times New Roman" w:hAnsi="Consolas" w:cs="Times New Roman"/>
+          <w:color w:val="3B3B3B"/>
+          <w:kern w:val="0"/>
+          <w:sz w:val="21"/>
+          <w:szCs w:val="21"/>
+          <w14:ligatures w14:val="none"/>
+        </w:rPr>
+        <w:t>(</w:t>
+      </w:r>
+      <w:r>
+        <w:rPr>
+          <w:rFonts w:ascii="Consolas" w:eastAsia="Times New Roman" w:hAnsi="Consolas" w:cs="Times New Roman"/>
+          <w:color w:val="001080"/>
+          <w:kern w:val="0"/>
+          <w:sz w:val="21"/>
+          <w:szCs w:val="21"/>
+          <w14:ligatures w14:val="none"/>
+        </w:rPr>
+        <w:t>self</w:t>
+      </w:r>
+      <w:r>
+        <w:rPr>
+          <w:rFonts w:ascii="Consolas" w:eastAsia="Times New Roman" w:hAnsi="Consolas" w:cs="Times New Roman"/>
+          <w:color w:val="3B3B3B"/>
+          <w:kern w:val="0"/>
+          <w:sz w:val="21"/>
+          <w:szCs w:val="21"/>
+          <w14:ligatures w14:val="none"/>
+        </w:rPr>
+        <w:t>):</w:t>
+      </w:r>
+    </w:p>
+    <w:p>
+      <w:pPr>
+        <w:shd w:val="clear" w:color="auto" w:fill="FFFFFF"/>
+        <w:spacing w:after="0" w:line="285" w:lineRule="atLeast"/>
+        <w:rPr>
+          <w:rFonts w:ascii="Consolas" w:eastAsia="Times New Roman" w:hAnsi="Consolas" w:cs="Times New Roman"/>
+          <w:color w:val="3B3B3B"/>
+          <w:kern w:val="0"/>
+          <w:sz w:val="21"/>
+          <w:szCs w:val="21"/>
+          <w14:ligatures w14:val="none"/>
+        </w:rPr>
+      </w:pPr>
+      <w:r>
+        <w:rPr>
+          <w:rFonts w:ascii="Consolas" w:eastAsia="Times New Roman" w:hAnsi="Consolas" w:cs="Times New Roman"/>
+          <w:color w:val="3B3B3B"/>
+          <w:kern w:val="0"/>
+          <w:sz w:val="21"/>
+          <w:szCs w:val="21"/>
+          <w14:ligatures w14:val="none"/>
+        </w:rPr>
+        <w:t xml:space="preserve">        </w:t>
+      </w:r>
+      <w:r>
+        <w:rPr>
+          <w:rFonts w:ascii="Consolas" w:eastAsia="Times New Roman" w:hAnsi="Consolas" w:cs="Times New Roman"/>
+          <w:color w:val="001080"/>
+          <w:kern w:val="0"/>
+          <w:sz w:val="21"/>
+          <w:szCs w:val="21"/>
+          <w14:ligatures w14:val="none"/>
+        </w:rPr>
+        <w:t>self</w:t>
+      </w:r>
+      <w:r>
+        <w:rPr>
+          <w:rFonts w:ascii="Consolas" w:eastAsia="Times New Roman" w:hAnsi="Consolas" w:cs="Times New Roman"/>
+          <w:color w:val="3B3B3B"/>
+          <w:kern w:val="0"/>
+          <w:sz w:val="21"/>
+          <w:szCs w:val="21"/>
+          <w14:ligatures w14:val="none"/>
+        </w:rPr>
+        <w:t>.</w:t>
+      </w:r>
+      <w:r>
+        <w:rPr>
+          <w:rFonts w:ascii="Consolas" w:eastAsia="Times New Roman" w:hAnsi="Consolas" w:cs="Times New Roman"/>
+          <w:color w:val="001080"/>
+          <w:kern w:val="0"/>
+          <w:sz w:val="21"/>
+          <w:szCs w:val="21"/>
+          <w14:ligatures w14:val="none"/>
+        </w:rPr>
+        <w:t>client</w:t>
+      </w:r>
+      <w:r>
+        <w:rPr>
+          <w:rFonts w:ascii="Consolas" w:eastAsia="Times New Roman" w:hAnsi="Consolas" w:cs="Times New Roman"/>
+          <w:color w:val="3B3B3B"/>
+          <w:kern w:val="0"/>
+          <w:sz w:val="21"/>
+          <w:szCs w:val="21"/>
+          <w14:ligatures w14:val="none"/>
+        </w:rPr>
+        <w:t>.</w:t>
+      </w:r>
+      <w:r>
+        <w:rPr>
+          <w:rFonts w:ascii="Consolas" w:eastAsia="Times New Roman" w:hAnsi="Consolas" w:cs="Times New Roman"/>
+          <w:color w:val="795E26"/>
+          <w:kern w:val="0"/>
+          <w:sz w:val="21"/>
+          <w:szCs w:val="21"/>
+          <w14:ligatures w14:val="none"/>
+        </w:rPr>
+        <w:t>get</w:t>
+      </w:r>
+      <w:r>
+        <w:rPr>
+          <w:rFonts w:ascii="Consolas" w:eastAsia="Times New Roman" w:hAnsi="Consolas" w:cs="Times New Roman"/>
+          <w:color w:val="3B3B3B"/>
+          <w:kern w:val="0"/>
+          <w:sz w:val="21"/>
+          <w:szCs w:val="21"/>
+          <w14:ligatures w14:val="none"/>
+        </w:rPr>
+        <w:t>(</w:t>
+      </w:r>
+      <w:r>
+        <w:rPr>
+          <w:rFonts w:ascii="Consolas" w:eastAsia="Times New Roman" w:hAnsi="Consolas" w:cs="Times New Roman"/>
+          <w:color w:val="A31515"/>
+          <w:kern w:val="0"/>
+          <w:sz w:val="21"/>
+          <w:szCs w:val="21"/>
+          <w14:ligatures w14:val="none"/>
+        </w:rPr>
+        <w:t>"/hello"</w:t>
+      </w:r>
+      <w:r>
+        <w:rPr>
+          <w:rFonts w:ascii="Consolas" w:eastAsia="Times New Roman" w:hAnsi="Consolas" w:cs="Times New Roman"/>
+          <w:color w:val="3B3B3B"/>
+          <w:kern w:val="0"/>
+          <w:sz w:val="21"/>
+          <w:szCs w:val="21"/>
+          <w14:ligatures w14:val="none"/>
+        </w:rPr>
+        <w:t>)</w:t>
+      </w:r>
+    </w:p>
+    <w:p>
+      <w:pPr>
+        <w:shd w:val="clear" w:color="auto" w:fill="FFFFFF"/>
+        <w:spacing w:after="0" w:line="285" w:lineRule="atLeast"/>
+        <w:rPr>
+          <w:rFonts w:ascii="Consolas" w:eastAsia="Times New Roman" w:hAnsi="Consolas" w:cs="Times New Roman"/>
+          <w:color w:val="3B3B3B"/>
+          <w:kern w:val="0"/>
+          <w:sz w:val="21"/>
+          <w:szCs w:val="21"/>
+          <w14:ligatures w14:val="none"/>
+        </w:rPr>
+      </w:pPr>
+      <w:r>
+        <w:rPr>
+          <w:rFonts w:ascii="Consolas" w:eastAsia="Times New Roman" w:hAnsi="Consolas" w:cs="Times New Roman"/>
+          <w:color w:val="3B3B3B"/>
+          <w:kern w:val="0"/>
+          <w:sz w:val="21"/>
+          <w:szCs w:val="21"/>
+          <w14:ligatures w14:val="none"/>
+        </w:rPr>
+        <w:t xml:space="preserve">        </w:t>
+      </w:r>
+      <w:r>
+        <w:rPr>
+          <w:rFonts w:ascii="Consolas" w:eastAsia="Times New Roman" w:hAnsi="Consolas" w:cs="Times New Roman"/>
+          <w:color w:val="001080"/>
+          <w:kern w:val="0"/>
+          <w:sz w:val="21"/>
+          <w:szCs w:val="21"/>
+          <w14:ligatures w14:val="none"/>
+        </w:rPr>
+        <w:t>self</w:t>
+      </w:r>
+      <w:r>
+        <w:rPr>
+          <w:rFonts w:ascii="Consolas" w:eastAsia="Times New Roman" w:hAnsi="Consolas" w:cs="Times New Roman"/>
+          <w:color w:val="3B3B3B"/>
+          <w:kern w:val="0"/>
+          <w:sz w:val="21"/>
+          <w:szCs w:val="21"/>
+          <w14:ligatures w14:val="none"/>
+        </w:rPr>
+        <w:t>.</w:t>
+      </w:r>
+      <w:r>
+        <w:rPr>
+          <w:rFonts w:ascii="Consolas" w:eastAsia="Times New Roman" w:hAnsi="Consolas" w:cs="Times New Roman"/>
+          <w:color w:val="001080"/>
+          <w:kern w:val="0"/>
+          <w:sz w:val="21"/>
+          <w:szCs w:val="21"/>
+          <w14:ligatures w14:val="none"/>
+        </w:rPr>
+        <w:t>client</w:t>
+      </w:r>
+      <w:r>
+        <w:rPr>
+          <w:rFonts w:ascii="Consolas" w:eastAsia="Times New Roman" w:hAnsi="Consolas" w:cs="Times New Roman"/>
+          <w:color w:val="3B3B3B"/>
+          <w:kern w:val="0"/>
+          <w:sz w:val="21"/>
+          <w:szCs w:val="21"/>
+          <w14:ligatures w14:val="none"/>
+        </w:rPr>
+        <w:t>.</w:t>
+      </w:r>
+      <w:r>
+        <w:rPr>
+          <w:rFonts w:ascii="Consolas" w:eastAsia="Times New Roman" w:hAnsi="Consolas" w:cs="Times New Roman"/>
+          <w:color w:val="795E26"/>
+          <w:kern w:val="0"/>
+          <w:sz w:val="21"/>
+          <w:szCs w:val="21"/>
+          <w14:ligatures w14:val="none"/>
+        </w:rPr>
+        <w:t>get</w:t>
+      </w:r>
+      <w:r>
+        <w:rPr>
+          <w:rFonts w:ascii="Consolas" w:eastAsia="Times New Roman" w:hAnsi="Consolas" w:cs="Times New Roman"/>
+          <w:color w:val="3B3B3B"/>
+          <w:kern w:val="0"/>
+          <w:sz w:val="21"/>
+          <w:szCs w:val="21"/>
+          <w14:ligatures w14:val="none"/>
+        </w:rPr>
+        <w:t>(</w:t>
+      </w:r>
+      <w:r>
+        <w:rPr>
+          <w:rFonts w:ascii="Consolas" w:eastAsia="Times New Roman" w:hAnsi="Consolas" w:cs="Times New Roman"/>
+          <w:color w:val="A31515"/>
+          <w:kern w:val="0"/>
+          <w:sz w:val="21"/>
+          <w:szCs w:val="21"/>
+          <w14:ligatures w14:val="none"/>
+        </w:rPr>
+        <w:t>"/world"</w:t>
+      </w:r>
+      <w:r>
+        <w:rPr>
+          <w:rFonts w:ascii="Consolas" w:eastAsia="Times New Roman" w:hAnsi="Consolas" w:cs="Times New Roman"/>
+          <w:color w:val="3B3B3B"/>
+          <w:kern w:val="0"/>
+          <w:sz w:val="21"/>
+          <w:szCs w:val="21"/>
+          <w14:ligatures w14:val="none"/>
+        </w:rPr>
+        <w:t>)</w:t>
+      </w:r>
+    </w:p>
+    <w:p>
+      <w:pPr>
+        <w:shd w:val="clear" w:color="auto" w:fill="FFFFFF"/>
+        <w:spacing w:after="0" w:line="285" w:lineRule="atLeast"/>
+        <w:rPr>
+          <w:rFonts w:ascii="Consolas" w:eastAsia="Times New Roman" w:hAnsi="Consolas" w:cs="Times New Roman"/>
+          <w:color w:val="3B3B3B"/>
+          <w:kern w:val="0"/>
+          <w:sz w:val="21"/>
+          <w:szCs w:val="21"/>
+          <w14:ligatures w14:val="none"/>
+        </w:rPr>
+      </w:pPr>
+      <w:r>
+        <w:rPr>
+          <w:rFonts w:ascii="Consolas" w:eastAsia="Times New Roman" w:hAnsi="Consolas" w:cs="Times New Roman"/>
+          <w:color w:val="3B3B3B"/>
+          <w:kern w:val="0"/>
+          <w:sz w:val="21"/>
+          <w:szCs w:val="21"/>
+          <w14:ligatures w14:val="none"/>
+        </w:rPr>
+        <w:t xml:space="preserve">        </w:t>
+      </w:r>
+    </w:p>
+    <w:p>
+      <w:pPr>
+        <w:shd w:val="clear" w:color="auto" w:fill="FFFFFF"/>
+        <w:spacing w:after="0" w:line="285" w:lineRule="atLeast"/>
+        <w:rPr>
+          <w:rFonts w:ascii="Consolas" w:eastAsia="Times New Roman" w:hAnsi="Consolas" w:cs="Times New Roman"/>
+          <w:color w:val="3B3B3B"/>
+          <w:kern w:val="0"/>
+          <w:sz w:val="21"/>
+          <w:szCs w:val="21"/>
+          <w14:ligatures w14:val="none"/>
+        </w:rPr>
+      </w:pPr>
+      <w:r>
+        <w:rPr>
+          <w:rFonts w:ascii="Consolas" w:eastAsia="Times New Roman" w:hAnsi="Consolas" w:cs="Times New Roman"/>
+          <w:color w:val="3B3B3B"/>
+          <w:kern w:val="0"/>
+          <w:sz w:val="21"/>
+          <w:szCs w:val="21"/>
+          <w14:ligatures w14:val="none"/>
+        </w:rPr>
+        <w:t xml:space="preserve">    </w:t>
+      </w:r>
+      <w:r>
+        <w:rPr>
+          <w:rFonts w:ascii="Consolas" w:eastAsia="Times New Roman" w:hAnsi="Consolas" w:cs="Times New Roman"/>
+          <w:color w:val="008000"/>
+          <w:kern w:val="0"/>
+          <w:sz w:val="21"/>
+          <w:szCs w:val="21"/>
+          <w14:ligatures w14:val="none"/>
+        </w:rPr>
+        <w:t xml:space="preserve"># </w:t>
+      </w:r>
+      <w:proofErr w:type="gramStart"/>
+      <w:r>
+        <w:rPr>
+          <w:rFonts w:ascii="Consolas" w:eastAsia="Times New Roman" w:hAnsi="Consolas" w:cs="Times New Roman"/>
+          <w:color w:val="008000"/>
+          <w:kern w:val="0"/>
+          <w:sz w:val="21"/>
+          <w:szCs w:val="21"/>
+          <w14:ligatures w14:val="none"/>
+        </w:rPr>
+        <w:t>maximize</w:t>
+      </w:r>
+      <w:proofErr w:type="gramEnd"/>
+      <w:r>
+        <w:rPr>
+          <w:rFonts w:ascii="Consolas" w:eastAsia="Times New Roman" w:hAnsi="Consolas" w:cs="Times New Roman"/>
+          <w:color w:val="008000"/>
+          <w:kern w:val="0"/>
+          <w:sz w:val="21"/>
+          <w:szCs w:val="21"/>
+          <w14:ligatures w14:val="none"/>
+        </w:rPr>
+        <w:t xml:space="preserve"> the chance to choose </w:t>
+      </w:r>
+      <w:r>
+        <w:rPr>
+          <w:rFonts w:ascii="Consolas" w:eastAsia="Times New Roman" w:hAnsi="Consolas" w:cs="Times New Roman"/>
+          <w:color w:val="008000"/>
+          <w:kern w:val="0"/>
+          <w:sz w:val="21"/>
+          <w:szCs w:val="21"/>
+          <w14:ligatures w14:val="none"/>
+        </w:rPr>
+        <w:t xml:space="preserve">this </w:t>
+      </w:r>
+      <w:r>
+        <w:rPr>
+          <w:rFonts w:ascii="Consolas" w:eastAsia="Times New Roman" w:hAnsi="Consolas" w:cs="Times New Roman"/>
+          <w:color w:val="008000"/>
+          <w:kern w:val="0"/>
+          <w:sz w:val="21"/>
+          <w:szCs w:val="21"/>
+          <w14:ligatures w14:val="none"/>
+        </w:rPr>
+        <w:t>task by 3-times</w:t>
+      </w:r>
+    </w:p>
+    <w:p>
+      <w:pPr>
+        <w:shd w:val="clear" w:color="auto" w:fill="FFFFFF"/>
+        <w:spacing w:after="0" w:line="285" w:lineRule="atLeast"/>
+        <w:rPr>
+          <w:rFonts w:ascii="Consolas" w:eastAsia="Times New Roman" w:hAnsi="Consolas" w:cs="Times New Roman"/>
+          <w:color w:val="3B3B3B"/>
+          <w:kern w:val="0"/>
+          <w:sz w:val="21"/>
+          <w:szCs w:val="21"/>
+          <w14:ligatures w14:val="none"/>
+        </w:rPr>
+      </w:pPr>
+      <w:r>
+        <w:rPr>
+          <w:rFonts w:ascii="Consolas" w:eastAsia="Times New Roman" w:hAnsi="Consolas" w:cs="Times New Roman"/>
+          <w:color w:val="3B3B3B"/>
+          <w:kern w:val="0"/>
+          <w:sz w:val="21"/>
+          <w:szCs w:val="21"/>
+          <w14:ligatures w14:val="none"/>
+        </w:rPr>
+        <w:t xml:space="preserve">    </w:t>
+      </w:r>
+      <w:r>
+        <w:rPr>
+          <w:rFonts w:ascii="Consolas" w:eastAsia="Times New Roman" w:hAnsi="Consolas" w:cs="Times New Roman"/>
+          <w:color w:val="795E26"/>
+          <w:kern w:val="0"/>
+          <w:sz w:val="21"/>
+          <w:szCs w:val="21"/>
+          <w14:ligatures w14:val="none"/>
+        </w:rPr>
+        <w:t>@</w:t>
+      </w:r>
+      <w:proofErr w:type="gramStart"/>
+      <w:r>
+        <w:rPr>
+          <w:rFonts w:ascii="Consolas" w:eastAsia="Times New Roman" w:hAnsi="Consolas" w:cs="Times New Roman"/>
+          <w:color w:val="795E26"/>
+          <w:kern w:val="0"/>
+          <w:sz w:val="21"/>
+          <w:szCs w:val="21"/>
+          <w14:ligatures w14:val="none"/>
+        </w:rPr>
+        <w:t>task</w:t>
+      </w:r>
+      <w:r>
+        <w:rPr>
+          <w:rFonts w:ascii="Consolas" w:eastAsia="Times New Roman" w:hAnsi="Consolas" w:cs="Times New Roman"/>
+          <w:color w:val="3B3B3B"/>
+          <w:kern w:val="0"/>
+          <w:sz w:val="21"/>
+          <w:szCs w:val="21"/>
+          <w14:ligatures w14:val="none"/>
+        </w:rPr>
+        <w:t>(</w:t>
+      </w:r>
+      <w:proofErr w:type="gramEnd"/>
+      <w:r>
+        <w:rPr>
+          <w:rFonts w:ascii="Consolas" w:eastAsia="Times New Roman" w:hAnsi="Consolas" w:cs="Times New Roman"/>
+          <w:color w:val="098658"/>
+          <w:kern w:val="0"/>
+          <w:sz w:val="21"/>
+          <w:szCs w:val="21"/>
+          <w14:ligatures w14:val="none"/>
+        </w:rPr>
+        <w:t>3</w:t>
+      </w:r>
+      <w:r>
+        <w:rPr>
+          <w:rFonts w:ascii="Consolas" w:eastAsia="Times New Roman" w:hAnsi="Consolas" w:cs="Times New Roman"/>
+          <w:color w:val="3B3B3B"/>
+          <w:kern w:val="0"/>
+          <w:sz w:val="21"/>
+          <w:szCs w:val="21"/>
+          <w14:ligatures w14:val="none"/>
+        </w:rPr>
+        <w:t>)</w:t>
+      </w:r>
+    </w:p>
+    <w:p>
+      <w:pPr>
+        <w:shd w:val="clear" w:color="auto" w:fill="FFFFFF"/>
+        <w:spacing w:after="0" w:line="285" w:lineRule="atLeast"/>
+        <w:rPr>
+          <w:rFonts w:ascii="Consolas" w:eastAsia="Times New Roman" w:hAnsi="Consolas" w:cs="Times New Roman"/>
+          <w:color w:val="3B3B3B"/>
+          <w:kern w:val="0"/>
+          <w:sz w:val="21"/>
+          <w:szCs w:val="21"/>
+          <w14:ligatures w14:val="none"/>
+        </w:rPr>
+      </w:pPr>
+      <w:r>
+        <w:rPr>
+          <w:rFonts w:ascii="Consolas" w:eastAsia="Times New Roman" w:hAnsi="Consolas" w:cs="Times New Roman"/>
+          <w:color w:val="3B3B3B"/>
+          <w:kern w:val="0"/>
+          <w:sz w:val="21"/>
+          <w:szCs w:val="21"/>
+          <w14:ligatures w14:val="none"/>
+        </w:rPr>
+        <w:t xml:space="preserve">    </w:t>
+      </w:r>
+      <w:r>
+        <w:rPr>
+          <w:rFonts w:ascii="Consolas" w:eastAsia="Times New Roman" w:hAnsi="Consolas" w:cs="Times New Roman"/>
+          <w:color w:val="0000FF"/>
+          <w:kern w:val="0"/>
+          <w:sz w:val="21"/>
+          <w:szCs w:val="21"/>
+          <w14:ligatures w14:val="none"/>
+        </w:rPr>
+        <w:t>def</w:t>
+      </w:r>
+      <w:r>
+        <w:rPr>
+          <w:rFonts w:ascii="Consolas" w:eastAsia="Times New Roman" w:hAnsi="Consolas" w:cs="Times New Roman"/>
+          <w:color w:val="3B3B3B"/>
+          <w:kern w:val="0"/>
+          <w:sz w:val="21"/>
+          <w:szCs w:val="21"/>
+          <w14:ligatures w14:val="none"/>
+        </w:rPr>
+        <w:t xml:space="preserve"> </w:t>
+      </w:r>
+      <w:r>
+        <w:rPr>
+          <w:rFonts w:ascii="Consolas" w:eastAsia="Times New Roman" w:hAnsi="Consolas" w:cs="Times New Roman"/>
+          <w:color w:val="795E26"/>
+          <w:kern w:val="0"/>
+          <w:sz w:val="21"/>
+          <w:szCs w:val="21"/>
+          <w14:ligatures w14:val="none"/>
+        </w:rPr>
+        <w:t>view_items</w:t>
+      </w:r>
+      <w:r>
+        <w:rPr>
+          <w:rFonts w:ascii="Consolas" w:eastAsia="Times New Roman" w:hAnsi="Consolas" w:cs="Times New Roman"/>
+          <w:color w:val="3B3B3B"/>
+          <w:kern w:val="0"/>
+          <w:sz w:val="21"/>
+          <w:szCs w:val="21"/>
+          <w14:ligatures w14:val="none"/>
+        </w:rPr>
+        <w:t>(</w:t>
+      </w:r>
+      <w:r>
+        <w:rPr>
+          <w:rFonts w:ascii="Consolas" w:eastAsia="Times New Roman" w:hAnsi="Consolas" w:cs="Times New Roman"/>
+          <w:color w:val="001080"/>
+          <w:kern w:val="0"/>
+          <w:sz w:val="21"/>
+          <w:szCs w:val="21"/>
+          <w14:ligatures w14:val="none"/>
+        </w:rPr>
+        <w:t>self</w:t>
+      </w:r>
+      <w:r>
+        <w:rPr>
+          <w:rFonts w:ascii="Consolas" w:eastAsia="Times New Roman" w:hAnsi="Consolas" w:cs="Times New Roman"/>
+          <w:color w:val="3B3B3B"/>
+          <w:kern w:val="0"/>
+          <w:sz w:val="21"/>
+          <w:szCs w:val="21"/>
+          <w14:ligatures w14:val="none"/>
+        </w:rPr>
+        <w:t>):</w:t>
+      </w:r>
+    </w:p>
+    <w:p>
+      <w:pPr>
+        <w:shd w:val="clear" w:color="auto" w:fill="FFFFFF"/>
+        <w:spacing w:after="0" w:line="285" w:lineRule="atLeast"/>
+        <w:rPr>
+          <w:rFonts w:ascii="Consolas" w:eastAsia="Times New Roman" w:hAnsi="Consolas" w:cs="Times New Roman"/>
+          <w:color w:val="3B3B3B"/>
+          <w:kern w:val="0"/>
+          <w:sz w:val="21"/>
+          <w:szCs w:val="21"/>
+          <w14:ligatures w14:val="none"/>
+        </w:rPr>
+      </w:pPr>
+      <w:r>
+        <w:rPr>
+          <w:rFonts w:ascii="Consolas" w:eastAsia="Times New Roman" w:hAnsi="Consolas" w:cs="Times New Roman"/>
+          <w:color w:val="3B3B3B"/>
+          <w:kern w:val="0"/>
+          <w:sz w:val="21"/>
+          <w:szCs w:val="21"/>
+          <w14:ligatures w14:val="none"/>
+        </w:rPr>
+        <w:t xml:space="preserve">        </w:t>
+      </w:r>
+      <w:r>
+        <w:rPr>
+          <w:rFonts w:ascii="Consolas" w:eastAsia="Times New Roman" w:hAnsi="Consolas" w:cs="Times New Roman"/>
+          <w:color w:val="AF00DB"/>
+          <w:kern w:val="0"/>
+          <w:sz w:val="21"/>
+          <w:szCs w:val="21"/>
+          <w14:ligatures w14:val="none"/>
+        </w:rPr>
+        <w:t>for</w:t>
+      </w:r>
+      <w:r>
+        <w:rPr>
+          <w:rFonts w:ascii="Consolas" w:eastAsia="Times New Roman" w:hAnsi="Consolas" w:cs="Times New Roman"/>
+          <w:color w:val="3B3B3B"/>
+          <w:kern w:val="0"/>
+          <w:sz w:val="21"/>
+          <w:szCs w:val="21"/>
+          <w14:ligatures w14:val="none"/>
+        </w:rPr>
+        <w:t xml:space="preserve"> </w:t>
+      </w:r>
+      <w:r>
+        <w:rPr>
+          <w:rFonts w:ascii="Consolas" w:eastAsia="Times New Roman" w:hAnsi="Consolas" w:cs="Times New Roman"/>
+          <w:color w:val="001080"/>
+          <w:kern w:val="0"/>
+          <w:sz w:val="21"/>
+          <w:szCs w:val="21"/>
+          <w14:ligatures w14:val="none"/>
+        </w:rPr>
+        <w:t>item_id</w:t>
+      </w:r>
+      <w:r>
+        <w:rPr>
+          <w:rFonts w:ascii="Consolas" w:eastAsia="Times New Roman" w:hAnsi="Consolas" w:cs="Times New Roman"/>
+          <w:color w:val="3B3B3B"/>
+          <w:kern w:val="0"/>
+          <w:sz w:val="21"/>
+          <w:szCs w:val="21"/>
+          <w14:ligatures w14:val="none"/>
+        </w:rPr>
+        <w:t xml:space="preserve"> </w:t>
+      </w:r>
+      <w:r>
+        <w:rPr>
+          <w:rFonts w:ascii="Consolas" w:eastAsia="Times New Roman" w:hAnsi="Consolas" w:cs="Times New Roman"/>
+          <w:color w:val="AF00DB"/>
+          <w:kern w:val="0"/>
+          <w:sz w:val="21"/>
+          <w:szCs w:val="21"/>
+          <w14:ligatures w14:val="none"/>
+        </w:rPr>
+        <w:t>in</w:t>
+      </w:r>
+      <w:r>
+        <w:rPr>
+          <w:rFonts w:ascii="Consolas" w:eastAsia="Times New Roman" w:hAnsi="Consolas" w:cs="Times New Roman"/>
+          <w:color w:val="3B3B3B"/>
+          <w:kern w:val="0"/>
+          <w:sz w:val="21"/>
+          <w:szCs w:val="21"/>
+          <w14:ligatures w14:val="none"/>
+        </w:rPr>
+        <w:t xml:space="preserve"> </w:t>
+      </w:r>
+      <w:proofErr w:type="gramStart"/>
+      <w:r>
+        <w:rPr>
+          <w:rFonts w:ascii="Consolas" w:eastAsia="Times New Roman" w:hAnsi="Consolas" w:cs="Times New Roman"/>
+          <w:color w:val="267F99"/>
+          <w:kern w:val="0"/>
+          <w:sz w:val="21"/>
+          <w:szCs w:val="21"/>
+          <w14:ligatures w14:val="none"/>
+        </w:rPr>
+        <w:t>range</w:t>
+      </w:r>
+      <w:r>
+        <w:rPr>
+          <w:rFonts w:ascii="Consolas" w:eastAsia="Times New Roman" w:hAnsi="Consolas" w:cs="Times New Roman"/>
+          <w:color w:val="3B3B3B"/>
+          <w:kern w:val="0"/>
+          <w:sz w:val="21"/>
+          <w:szCs w:val="21"/>
+          <w14:ligatures w14:val="none"/>
+        </w:rPr>
+        <w:t>(</w:t>
+      </w:r>
+      <w:proofErr w:type="gramEnd"/>
+      <w:r>
+        <w:rPr>
+          <w:rFonts w:ascii="Consolas" w:eastAsia="Times New Roman" w:hAnsi="Consolas" w:cs="Times New Roman"/>
+          <w:color w:val="098658"/>
+          <w:kern w:val="0"/>
+          <w:sz w:val="21"/>
+          <w:szCs w:val="21"/>
+          <w14:ligatures w14:val="none"/>
+        </w:rPr>
+        <w:t>10</w:t>
+      </w:r>
+      <w:r>
+        <w:rPr>
+          <w:rFonts w:ascii="Consolas" w:eastAsia="Times New Roman" w:hAnsi="Consolas" w:cs="Times New Roman"/>
+          <w:color w:val="3B3B3B"/>
+          <w:kern w:val="0"/>
+          <w:sz w:val="21"/>
+          <w:szCs w:val="21"/>
+          <w14:ligatures w14:val="none"/>
+        </w:rPr>
+        <w:t>):</w:t>
+      </w:r>
+    </w:p>
+    <w:p>
+      <w:pPr>
+        <w:shd w:val="clear" w:color="auto" w:fill="FFFFFF"/>
+        <w:spacing w:after="0" w:line="285" w:lineRule="atLeast"/>
+        <w:rPr>
+          <w:rFonts w:ascii="Consolas" w:eastAsia="Times New Roman" w:hAnsi="Consolas" w:cs="Times New Roman"/>
+          <w:color w:val="3B3B3B"/>
+          <w:kern w:val="0"/>
+          <w:sz w:val="21"/>
+          <w:szCs w:val="21"/>
+          <w14:ligatures w14:val="none"/>
+        </w:rPr>
+      </w:pPr>
+      <w:r>
+        <w:rPr>
+          <w:rFonts w:ascii="Consolas" w:eastAsia="Times New Roman" w:hAnsi="Consolas" w:cs="Times New Roman"/>
+          <w:color w:val="3B3B3B"/>
+          <w:kern w:val="0"/>
+          <w:sz w:val="21"/>
+          <w:szCs w:val="21"/>
+          <w14:ligatures w14:val="none"/>
+        </w:rPr>
+        <w:t xml:space="preserve">            </w:t>
+      </w:r>
+      <w:r>
+        <w:rPr>
+          <w:rFonts w:ascii="Consolas" w:eastAsia="Times New Roman" w:hAnsi="Consolas" w:cs="Times New Roman"/>
+          <w:color w:val="001080"/>
+          <w:kern w:val="0"/>
+          <w:sz w:val="21"/>
+          <w:szCs w:val="21"/>
+          <w14:ligatures w14:val="none"/>
+        </w:rPr>
+        <w:t>self</w:t>
+      </w:r>
+      <w:r>
+        <w:rPr>
+          <w:rFonts w:ascii="Consolas" w:eastAsia="Times New Roman" w:hAnsi="Consolas" w:cs="Times New Roman"/>
+          <w:color w:val="3B3B3B"/>
+          <w:kern w:val="0"/>
+          <w:sz w:val="21"/>
+          <w:szCs w:val="21"/>
+          <w14:ligatures w14:val="none"/>
+        </w:rPr>
+        <w:t>.</w:t>
+      </w:r>
+      <w:r>
+        <w:rPr>
+          <w:rFonts w:ascii="Consolas" w:eastAsia="Times New Roman" w:hAnsi="Consolas" w:cs="Times New Roman"/>
+          <w:color w:val="001080"/>
+          <w:kern w:val="0"/>
+          <w:sz w:val="21"/>
+          <w:szCs w:val="21"/>
+          <w14:ligatures w14:val="none"/>
+        </w:rPr>
+        <w:t>client</w:t>
+      </w:r>
+      <w:r>
+        <w:rPr>
+          <w:rFonts w:ascii="Consolas" w:eastAsia="Times New Roman" w:hAnsi="Consolas" w:cs="Times New Roman"/>
+          <w:color w:val="3B3B3B"/>
+          <w:kern w:val="0"/>
+          <w:sz w:val="21"/>
+          <w:szCs w:val="21"/>
+          <w14:ligatures w14:val="none"/>
+        </w:rPr>
+        <w:t>.</w:t>
+      </w:r>
+      <w:r>
+        <w:rPr>
+          <w:rFonts w:ascii="Consolas" w:eastAsia="Times New Roman" w:hAnsi="Consolas" w:cs="Times New Roman"/>
+          <w:color w:val="795E26"/>
+          <w:kern w:val="0"/>
+          <w:sz w:val="21"/>
+          <w:szCs w:val="21"/>
+          <w14:ligatures w14:val="none"/>
+        </w:rPr>
+        <w:t>get</w:t>
+      </w:r>
+      <w:r>
+        <w:rPr>
+          <w:rFonts w:ascii="Consolas" w:eastAsia="Times New Roman" w:hAnsi="Consolas" w:cs="Times New Roman"/>
+          <w:color w:val="3B3B3B"/>
+          <w:kern w:val="0"/>
+          <w:sz w:val="21"/>
+          <w:szCs w:val="21"/>
+          <w14:ligatures w14:val="none"/>
+        </w:rPr>
+        <w:t>(</w:t>
+      </w:r>
+      <w:r>
+        <w:rPr>
+          <w:rFonts w:ascii="Consolas" w:eastAsia="Times New Roman" w:hAnsi="Consolas" w:cs="Times New Roman"/>
+          <w:color w:val="0000FF"/>
+          <w:kern w:val="0"/>
+          <w:sz w:val="21"/>
+          <w:szCs w:val="21"/>
+          <w14:ligatures w14:val="none"/>
+        </w:rPr>
+        <w:t>f</w:t>
+      </w:r>
+      <w:r>
+        <w:rPr>
+          <w:rFonts w:ascii="Consolas" w:eastAsia="Times New Roman" w:hAnsi="Consolas" w:cs="Times New Roman"/>
+          <w:color w:val="A31515"/>
+          <w:kern w:val="0"/>
+          <w:sz w:val="21"/>
+          <w:szCs w:val="21"/>
+          <w14:ligatures w14:val="none"/>
+        </w:rPr>
+        <w:t>"/item?id=</w:t>
+      </w:r>
+      <w:r>
+        <w:rPr>
+          <w:rFonts w:ascii="Consolas" w:eastAsia="Times New Roman" w:hAnsi="Consolas" w:cs="Times New Roman"/>
+          <w:color w:val="0000FF"/>
+          <w:kern w:val="0"/>
+          <w:sz w:val="21"/>
+          <w:szCs w:val="21"/>
+          <w14:ligatures w14:val="none"/>
+        </w:rPr>
+        <w:t>{</w:t>
+      </w:r>
+      <w:r>
+        <w:rPr>
+          <w:rFonts w:ascii="Consolas" w:eastAsia="Times New Roman" w:hAnsi="Consolas" w:cs="Times New Roman"/>
+          <w:color w:val="001080"/>
+          <w:kern w:val="0"/>
+          <w:sz w:val="21"/>
+          <w:szCs w:val="21"/>
+          <w14:ligatures w14:val="none"/>
+        </w:rPr>
+        <w:t>item_id</w:t>
+      </w:r>
+      <w:r>
+        <w:rPr>
+          <w:rFonts w:ascii="Consolas" w:eastAsia="Times New Roman" w:hAnsi="Consolas" w:cs="Times New Roman"/>
+          <w:color w:val="0000FF"/>
+          <w:kern w:val="0"/>
+          <w:sz w:val="21"/>
+          <w:szCs w:val="21"/>
+          <w14:ligatures w14:val="none"/>
+        </w:rPr>
+        <w:t>}</w:t>
+      </w:r>
+      <w:r>
+        <w:rPr>
+          <w:rFonts w:ascii="Consolas" w:eastAsia="Times New Roman" w:hAnsi="Consolas" w:cs="Times New Roman"/>
+          <w:color w:val="A31515"/>
+          <w:kern w:val="0"/>
+          <w:sz w:val="21"/>
+          <w:szCs w:val="21"/>
+          <w14:ligatures w14:val="none"/>
+        </w:rPr>
+        <w:t>"</w:t>
+      </w:r>
+      <w:r>
+        <w:rPr>
+          <w:rFonts w:ascii="Consolas" w:eastAsia="Times New Roman" w:hAnsi="Consolas" w:cs="Times New Roman"/>
+          <w:color w:val="3B3B3B"/>
+          <w:kern w:val="0"/>
+          <w:sz w:val="21"/>
+          <w:szCs w:val="21"/>
+          <w14:ligatures w14:val="none"/>
+        </w:rPr>
+        <w:t xml:space="preserve">, </w:t>
+      </w:r>
+      <w:r>
+        <w:rPr>
+          <w:rFonts w:ascii="Consolas" w:eastAsia="Times New Roman" w:hAnsi="Consolas" w:cs="Times New Roman"/>
+          <w:color w:val="001080"/>
+          <w:kern w:val="0"/>
+          <w:sz w:val="21"/>
+          <w:szCs w:val="21"/>
+          <w14:ligatures w14:val="none"/>
+        </w:rPr>
+        <w:t>name</w:t>
+      </w:r>
+      <w:r>
+        <w:rPr>
+          <w:rFonts w:ascii="Consolas" w:eastAsia="Times New Roman" w:hAnsi="Consolas" w:cs="Times New Roman"/>
+          <w:color w:val="000000"/>
+          <w:kern w:val="0"/>
+          <w:sz w:val="21"/>
+          <w:szCs w:val="21"/>
+          <w14:ligatures w14:val="none"/>
+        </w:rPr>
+        <w:t>=</w:t>
+      </w:r>
+      <w:r>
+        <w:rPr>
+          <w:rFonts w:ascii="Consolas" w:eastAsia="Times New Roman" w:hAnsi="Consolas" w:cs="Times New Roman"/>
+          <w:color w:val="A31515"/>
+          <w:kern w:val="0"/>
+          <w:sz w:val="21"/>
+          <w:szCs w:val="21"/>
+          <w14:ligatures w14:val="none"/>
+        </w:rPr>
+        <w:t>"/item"</w:t>
+      </w:r>
+      <w:r>
+        <w:rPr>
+          <w:rFonts w:ascii="Consolas" w:eastAsia="Times New Roman" w:hAnsi="Consolas" w:cs="Times New Roman"/>
+          <w:color w:val="3B3B3B"/>
+          <w:kern w:val="0"/>
+          <w:sz w:val="21"/>
+          <w:szCs w:val="21"/>
+          <w14:ligatures w14:val="none"/>
+        </w:rPr>
+        <w:t>)</w:t>
+      </w:r>
+    </w:p>
+    <w:p>
+      <w:pPr>
+        <w:shd w:val="clear" w:color="auto" w:fill="FFFFFF"/>
+        <w:spacing w:after="0" w:line="285" w:lineRule="atLeast"/>
+        <w:rPr>
+          <w:rFonts w:ascii="Consolas" w:eastAsia="Times New Roman" w:hAnsi="Consolas" w:cs="Times New Roman"/>
+          <w:color w:val="3B3B3B"/>
+          <w:kern w:val="0"/>
+          <w:sz w:val="21"/>
+          <w:szCs w:val="21"/>
+          <w14:ligatures w14:val="none"/>
+        </w:rPr>
+      </w:pPr>
+      <w:r>
+        <w:rPr>
+          <w:rFonts w:ascii="Consolas" w:eastAsia="Times New Roman" w:hAnsi="Consolas" w:cs="Times New Roman"/>
+          <w:color w:val="3B3B3B"/>
+          <w:kern w:val="0"/>
+          <w:sz w:val="21"/>
+          <w:szCs w:val="21"/>
+          <w14:ligatures w14:val="none"/>
+        </w:rPr>
+        <w:t xml:space="preserve">            </w:t>
+      </w:r>
+      <w:proofErr w:type="gramStart"/>
+      <w:r>
+        <w:rPr>
+          <w:rFonts w:ascii="Consolas" w:eastAsia="Times New Roman" w:hAnsi="Consolas" w:cs="Times New Roman"/>
+          <w:color w:val="267F99"/>
+          <w:kern w:val="0"/>
+          <w:sz w:val="21"/>
+          <w:szCs w:val="21"/>
+          <w14:ligatures w14:val="none"/>
+        </w:rPr>
+        <w:t>time</w:t>
+      </w:r>
+      <w:r>
+        <w:rPr>
+          <w:rFonts w:ascii="Consolas" w:eastAsia="Times New Roman" w:hAnsi="Consolas" w:cs="Times New Roman"/>
+          <w:color w:val="3B3B3B"/>
+          <w:kern w:val="0"/>
+          <w:sz w:val="21"/>
+          <w:szCs w:val="21"/>
+          <w14:ligatures w14:val="none"/>
+        </w:rPr>
+        <w:t>.</w:t>
+      </w:r>
+      <w:r>
+        <w:rPr>
+          <w:rFonts w:ascii="Consolas" w:eastAsia="Times New Roman" w:hAnsi="Consolas" w:cs="Times New Roman"/>
+          <w:color w:val="795E26"/>
+          <w:kern w:val="0"/>
+          <w:sz w:val="21"/>
+          <w:szCs w:val="21"/>
+          <w14:ligatures w14:val="none"/>
+        </w:rPr>
+        <w:t>sleep</w:t>
+      </w:r>
+      <w:proofErr w:type="gramEnd"/>
+      <w:r>
+        <w:rPr>
+          <w:rFonts w:ascii="Consolas" w:eastAsia="Times New Roman" w:hAnsi="Consolas" w:cs="Times New Roman"/>
+          <w:color w:val="3B3B3B"/>
+          <w:kern w:val="0"/>
+          <w:sz w:val="21"/>
+          <w:szCs w:val="21"/>
+          <w14:ligatures w14:val="none"/>
+        </w:rPr>
+        <w:t>(</w:t>
+      </w:r>
+      <w:r>
+        <w:rPr>
+          <w:rFonts w:ascii="Consolas" w:eastAsia="Times New Roman" w:hAnsi="Consolas" w:cs="Times New Roman"/>
+          <w:color w:val="098658"/>
+          <w:kern w:val="0"/>
+          <w:sz w:val="21"/>
+          <w:szCs w:val="21"/>
+          <w14:ligatures w14:val="none"/>
+        </w:rPr>
+        <w:t>1</w:t>
+      </w:r>
+      <w:r>
+        <w:rPr>
+          <w:rFonts w:ascii="Consolas" w:eastAsia="Times New Roman" w:hAnsi="Consolas" w:cs="Times New Roman"/>
+          <w:color w:val="3B3B3B"/>
+          <w:kern w:val="0"/>
+          <w:sz w:val="21"/>
+          <w:szCs w:val="21"/>
+          <w14:ligatures w14:val="none"/>
+        </w:rPr>
+        <w:t>)</w:t>
+      </w:r>
+    </w:p>
+    <w:p>
+      <w:pPr>
+        <w:shd w:val="clear" w:color="auto" w:fill="FFFFFF"/>
+        <w:spacing w:after="0" w:line="285" w:lineRule="atLeast"/>
+        <w:rPr>
+          <w:rFonts w:ascii="Consolas" w:eastAsia="Times New Roman" w:hAnsi="Consolas" w:cs="Times New Roman"/>
+          <w:color w:val="3B3B3B"/>
+          <w:kern w:val="0"/>
+          <w:sz w:val="21"/>
+          <w:szCs w:val="21"/>
+          <w14:ligatures w14:val="none"/>
+        </w:rPr>
+      </w:pPr>
+    </w:p>
+    <w:p>
+      <w:pPr>
+        <w:shd w:val="clear" w:color="auto" w:fill="FFFFFF"/>
+        <w:spacing w:after="0" w:line="285" w:lineRule="atLeast"/>
+        <w:rPr>
+          <w:rFonts w:ascii="Consolas" w:eastAsia="Times New Roman" w:hAnsi="Consolas" w:cs="Times New Roman"/>
+          <w:color w:val="3B3B3B"/>
+          <w:kern w:val="0"/>
+          <w:sz w:val="21"/>
+          <w:szCs w:val="21"/>
+          <w14:ligatures w14:val="none"/>
+        </w:rPr>
+      </w:pPr>
+      <w:r>
+        <w:rPr>
+          <w:rFonts w:ascii="Consolas" w:eastAsia="Times New Roman" w:hAnsi="Consolas" w:cs="Times New Roman"/>
+          <w:color w:val="3B3B3B"/>
+          <w:kern w:val="0"/>
+          <w:sz w:val="21"/>
+          <w:szCs w:val="21"/>
+          <w14:ligatures w14:val="none"/>
+        </w:rPr>
+        <w:t xml:space="preserve">    </w:t>
+      </w:r>
+      <w:r>
+        <w:rPr>
+          <w:rFonts w:ascii="Consolas" w:eastAsia="Times New Roman" w:hAnsi="Consolas" w:cs="Times New Roman"/>
+          <w:color w:val="0000FF"/>
+          <w:kern w:val="0"/>
+          <w:sz w:val="21"/>
+          <w:szCs w:val="21"/>
+          <w14:ligatures w14:val="none"/>
+        </w:rPr>
+        <w:t>def</w:t>
+      </w:r>
+      <w:r>
+        <w:rPr>
+          <w:rFonts w:ascii="Consolas" w:eastAsia="Times New Roman" w:hAnsi="Consolas" w:cs="Times New Roman"/>
+          <w:color w:val="3B3B3B"/>
+          <w:kern w:val="0"/>
+          <w:sz w:val="21"/>
+          <w:szCs w:val="21"/>
+          <w14:ligatures w14:val="none"/>
+        </w:rPr>
+        <w:t xml:space="preserve"> </w:t>
+      </w:r>
+      <w:r>
+        <w:rPr>
+          <w:rFonts w:ascii="Consolas" w:eastAsia="Times New Roman" w:hAnsi="Consolas" w:cs="Times New Roman"/>
+          <w:color w:val="795E26"/>
+          <w:kern w:val="0"/>
+          <w:sz w:val="21"/>
+          <w:szCs w:val="21"/>
+          <w14:ligatures w14:val="none"/>
+        </w:rPr>
+        <w:t>on_start</w:t>
+      </w:r>
+      <w:r>
+        <w:rPr>
+          <w:rFonts w:ascii="Consolas" w:eastAsia="Times New Roman" w:hAnsi="Consolas" w:cs="Times New Roman"/>
+          <w:color w:val="3B3B3B"/>
+          <w:kern w:val="0"/>
+          <w:sz w:val="21"/>
+          <w:szCs w:val="21"/>
+          <w14:ligatures w14:val="none"/>
+        </w:rPr>
+        <w:t>(</w:t>
+      </w:r>
+      <w:r>
+        <w:rPr>
+          <w:rFonts w:ascii="Consolas" w:eastAsia="Times New Roman" w:hAnsi="Consolas" w:cs="Times New Roman"/>
+          <w:color w:val="001080"/>
+          <w:kern w:val="0"/>
+          <w:sz w:val="21"/>
+          <w:szCs w:val="21"/>
+          <w14:ligatures w14:val="none"/>
+        </w:rPr>
+        <w:t>self</w:t>
+      </w:r>
+      <w:r>
+        <w:rPr>
+          <w:rFonts w:ascii="Consolas" w:eastAsia="Times New Roman" w:hAnsi="Consolas" w:cs="Times New Roman"/>
+          <w:color w:val="3B3B3B"/>
+          <w:kern w:val="0"/>
+          <w:sz w:val="21"/>
+          <w:szCs w:val="21"/>
+          <w14:ligatures w14:val="none"/>
+        </w:rPr>
+        <w:t>):</w:t>
+      </w:r>
+    </w:p>
+    <w:p>
+      <w:pPr>
+        <w:shd w:val="clear" w:color="auto" w:fill="FFFFFF"/>
+        <w:spacing w:after="0" w:line="285" w:lineRule="atLeast"/>
+        <w:rPr>
+          <w:rFonts w:ascii="Consolas" w:eastAsia="Times New Roman" w:hAnsi="Consolas" w:cs="Times New Roman"/>
+          <w:color w:val="3B3B3B"/>
+          <w:kern w:val="0"/>
+          <w:sz w:val="21"/>
+          <w:szCs w:val="21"/>
+          <w14:ligatures w14:val="none"/>
+        </w:rPr>
+      </w:pPr>
+      <w:r>
+        <w:rPr>
+          <w:rFonts w:ascii="Consolas" w:eastAsia="Times New Roman" w:hAnsi="Consolas" w:cs="Times New Roman"/>
+          <w:color w:val="3B3B3B"/>
+          <w:kern w:val="0"/>
+          <w:sz w:val="21"/>
+          <w:szCs w:val="21"/>
+          <w14:ligatures w14:val="none"/>
+        </w:rPr>
+        <w:t xml:space="preserve">        </w:t>
+      </w:r>
+      <w:proofErr w:type="gramStart"/>
+      <w:r>
+        <w:rPr>
+          <w:rFonts w:ascii="Consolas" w:eastAsia="Times New Roman" w:hAnsi="Consolas" w:cs="Times New Roman"/>
+          <w:color w:val="001080"/>
+          <w:kern w:val="0"/>
+          <w:sz w:val="21"/>
+          <w:szCs w:val="21"/>
+          <w14:ligatures w14:val="none"/>
+        </w:rPr>
+        <w:t>self</w:t>
+      </w:r>
+      <w:r>
+        <w:rPr>
+          <w:rFonts w:ascii="Consolas" w:eastAsia="Times New Roman" w:hAnsi="Consolas" w:cs="Times New Roman"/>
+          <w:color w:val="3B3B3B"/>
+          <w:kern w:val="0"/>
+          <w:sz w:val="21"/>
+          <w:szCs w:val="21"/>
+          <w14:ligatures w14:val="none"/>
+        </w:rPr>
+        <w:t>.</w:t>
+      </w:r>
+      <w:r>
+        <w:rPr>
+          <w:rFonts w:ascii="Consolas" w:eastAsia="Times New Roman" w:hAnsi="Consolas" w:cs="Times New Roman"/>
+          <w:color w:val="001080"/>
+          <w:kern w:val="0"/>
+          <w:sz w:val="21"/>
+          <w:szCs w:val="21"/>
+          <w14:ligatures w14:val="none"/>
+        </w:rPr>
+        <w:t>client</w:t>
+      </w:r>
+      <w:r>
+        <w:rPr>
+          <w:rFonts w:ascii="Consolas" w:eastAsia="Times New Roman" w:hAnsi="Consolas" w:cs="Times New Roman"/>
+          <w:color w:val="3B3B3B"/>
+          <w:kern w:val="0"/>
+          <w:sz w:val="21"/>
+          <w:szCs w:val="21"/>
+          <w14:ligatures w14:val="none"/>
+        </w:rPr>
+        <w:t>.</w:t>
+      </w:r>
+      <w:r>
+        <w:rPr>
+          <w:rFonts w:ascii="Consolas" w:eastAsia="Times New Roman" w:hAnsi="Consolas" w:cs="Times New Roman"/>
+          <w:color w:val="795E26"/>
+          <w:kern w:val="0"/>
+          <w:sz w:val="21"/>
+          <w:szCs w:val="21"/>
+          <w14:ligatures w14:val="none"/>
+        </w:rPr>
+        <w:t>post</w:t>
+      </w:r>
+      <w:r>
+        <w:rPr>
+          <w:rFonts w:ascii="Consolas" w:eastAsia="Times New Roman" w:hAnsi="Consolas" w:cs="Times New Roman"/>
+          <w:color w:val="3B3B3B"/>
+          <w:kern w:val="0"/>
+          <w:sz w:val="21"/>
+          <w:szCs w:val="21"/>
+          <w14:ligatures w14:val="none"/>
+        </w:rPr>
+        <w:t>(</w:t>
+      </w:r>
+      <w:proofErr w:type="gramEnd"/>
+      <w:r>
+        <w:rPr>
+          <w:rFonts w:ascii="Consolas" w:eastAsia="Times New Roman" w:hAnsi="Consolas" w:cs="Times New Roman"/>
+          <w:color w:val="A31515"/>
+          <w:kern w:val="0"/>
+          <w:sz w:val="21"/>
+          <w:szCs w:val="21"/>
+          <w14:ligatures w14:val="none"/>
+        </w:rPr>
+        <w:t>"/login"</w:t>
+      </w:r>
+      <w:r>
+        <w:rPr>
+          <w:rFonts w:ascii="Consolas" w:eastAsia="Times New Roman" w:hAnsi="Consolas" w:cs="Times New Roman"/>
+          <w:color w:val="3B3B3B"/>
+          <w:kern w:val="0"/>
+          <w:sz w:val="21"/>
+          <w:szCs w:val="21"/>
+          <w14:ligatures w14:val="none"/>
+        </w:rPr>
+        <w:t xml:space="preserve">, </w:t>
+      </w:r>
+      <w:r>
+        <w:rPr>
+          <w:rFonts w:ascii="Consolas" w:eastAsia="Times New Roman" w:hAnsi="Consolas" w:cs="Times New Roman"/>
+          <w:color w:val="001080"/>
+          <w:kern w:val="0"/>
+          <w:sz w:val="21"/>
+          <w:szCs w:val="21"/>
+          <w14:ligatures w14:val="none"/>
+        </w:rPr>
+        <w:t>json</w:t>
+      </w:r>
+      <w:proofErr w:type="gramStart"/>
+      <w:r>
+        <w:rPr>
+          <w:rFonts w:ascii="Consolas" w:eastAsia="Times New Roman" w:hAnsi="Consolas" w:cs="Times New Roman"/>
+          <w:color w:val="000000"/>
+          <w:kern w:val="0"/>
+          <w:sz w:val="21"/>
+          <w:szCs w:val="21"/>
+          <w14:ligatures w14:val="none"/>
+        </w:rPr>
+        <w:t>=</w:t>
+      </w:r>
+      <w:r>
+        <w:rPr>
+          <w:rFonts w:ascii="Consolas" w:eastAsia="Times New Roman" w:hAnsi="Consolas" w:cs="Times New Roman"/>
+          <w:color w:val="3B3B3B"/>
+          <w:kern w:val="0"/>
+          <w:sz w:val="21"/>
+          <w:szCs w:val="21"/>
+          <w14:ligatures w14:val="none"/>
+        </w:rPr>
+        <w:t>{</w:t>
+      </w:r>
+      <w:proofErr w:type="gramEnd"/>
+      <w:r>
+        <w:rPr>
+          <w:rFonts w:ascii="Consolas" w:eastAsia="Times New Roman" w:hAnsi="Consolas" w:cs="Times New Roman"/>
+          <w:color w:val="A31515"/>
+          <w:kern w:val="0"/>
+          <w:sz w:val="21"/>
+          <w:szCs w:val="21"/>
+          <w14:ligatures w14:val="none"/>
+        </w:rPr>
+        <w:t>"username"</w:t>
+      </w:r>
+      <w:r>
+        <w:rPr>
+          <w:rFonts w:ascii="Consolas" w:eastAsia="Times New Roman" w:hAnsi="Consolas" w:cs="Times New Roman"/>
+          <w:color w:val="3B3B3B"/>
+          <w:kern w:val="0"/>
+          <w:sz w:val="21"/>
+          <w:szCs w:val="21"/>
+          <w14:ligatures w14:val="none"/>
+        </w:rPr>
+        <w:t>:</w:t>
+      </w:r>
+      <w:r>
+        <w:rPr>
+          <w:rFonts w:ascii="Consolas" w:eastAsia="Times New Roman" w:hAnsi="Consolas" w:cs="Times New Roman"/>
+          <w:color w:val="A31515"/>
+          <w:kern w:val="0"/>
+          <w:sz w:val="21"/>
+          <w:szCs w:val="21"/>
+          <w14:ligatures w14:val="none"/>
+        </w:rPr>
+        <w:t>"foo"</w:t>
+      </w:r>
+      <w:r>
+        <w:rPr>
+          <w:rFonts w:ascii="Consolas" w:eastAsia="Times New Roman" w:hAnsi="Consolas" w:cs="Times New Roman"/>
+          <w:color w:val="3B3B3B"/>
+          <w:kern w:val="0"/>
+          <w:sz w:val="21"/>
+          <w:szCs w:val="21"/>
+          <w14:ligatures w14:val="none"/>
+        </w:rPr>
+        <w:t xml:space="preserve">, </w:t>
+      </w:r>
+      <w:r>
+        <w:rPr>
+          <w:rFonts w:ascii="Consolas" w:eastAsia="Times New Roman" w:hAnsi="Consolas" w:cs="Times New Roman"/>
+          <w:color w:val="A31515"/>
+          <w:kern w:val="0"/>
+          <w:sz w:val="21"/>
+          <w:szCs w:val="21"/>
+          <w14:ligatures w14:val="none"/>
+        </w:rPr>
+        <w:t>"password"</w:t>
+      </w:r>
+      <w:r>
+        <w:rPr>
+          <w:rFonts w:ascii="Consolas" w:eastAsia="Times New Roman" w:hAnsi="Consolas" w:cs="Times New Roman"/>
+          <w:color w:val="3B3B3B"/>
+          <w:kern w:val="0"/>
+          <w:sz w:val="21"/>
+          <w:szCs w:val="21"/>
+          <w14:ligatures w14:val="none"/>
+        </w:rPr>
+        <w:t>:</w:t>
+      </w:r>
+      <w:r>
+        <w:rPr>
+          <w:rFonts w:ascii="Consolas" w:eastAsia="Times New Roman" w:hAnsi="Consolas" w:cs="Times New Roman"/>
+          <w:color w:val="A31515"/>
+          <w:kern w:val="0"/>
+          <w:sz w:val="21"/>
+          <w:szCs w:val="21"/>
+          <w14:ligatures w14:val="none"/>
+        </w:rPr>
+        <w:t>"bar"</w:t>
+      </w:r>
+      <w:r>
+        <w:rPr>
+          <w:rFonts w:ascii="Consolas" w:eastAsia="Times New Roman" w:hAnsi="Consolas" w:cs="Times New Roman"/>
+          <w:color w:val="3B3B3B"/>
+          <w:kern w:val="0"/>
+          <w:sz w:val="21"/>
+          <w:szCs w:val="21"/>
+          <w14:ligatures w14:val="none"/>
+        </w:rPr>
+        <w:t>})</w:t>
+      </w:r>
+    </w:p>
+    <w:p>
+      <w:pPr>
+        <w:ind w:left="720" w:firstLine="720"/>
+        <w:rPr>
+          <w:rFonts w:cs="Sakkal Majalla"/>
+          <w:sz w:val="28"/>
+          <w:szCs w:val="28"/>
+        </w:rPr>
+      </w:pPr>
+      <w:r>
+        <w:rPr>
+          <w:rFonts w:cs="Sakkal Majalla"/>
+          <w:sz w:val="28"/>
+          <w:szCs w:val="28"/>
+        </w:rPr>
+        <w:t>-------------------------------------------------------------------------------</w:t>
+      </w:r>
+    </w:p>
+    <w:p>
+      <w:pPr>
+        <w:shd w:val="clear" w:color="auto" w:fill="FFFFFF"/>
+        <w:spacing w:after="0" w:line="285" w:lineRule="atLeast"/>
+        <w:rPr>
+          <w:rFonts w:ascii="Sakkal Majalla" w:eastAsia="Times New Roman" w:hAnsi="Sakkal Majalla" w:cs="Sakkal Majalla"/>
+          <w:color w:val="3B3B3B"/>
+          <w:kern w:val="0"/>
+          <w:sz w:val="28"/>
+          <w:szCs w:val="28"/>
+          <w14:ligatures w14:val="none"/>
+        </w:rPr>
+      </w:pPr>
+      <w:r>
+        <w:rPr>
+          <w:rFonts w:ascii="Sakkal Majalla" w:eastAsia="Times New Roman" w:hAnsi="Sakkal Majalla" w:cs="Sakkal Majalla"/>
+          <w:color w:val="3B3B3B"/>
+          <w:kern w:val="0"/>
+          <w:sz w:val="28"/>
+          <w:szCs w:val="28"/>
+          <w14:ligatures w14:val="none"/>
+        </w:rPr>
+        <w:t>HttpUser is not a real browser, and thus will not parse an HTML response to load resources or render the page. It will keep track of cookies</w:t>
+      </w:r>
+      <w:r>
+        <w:rPr>
+          <w:rFonts w:ascii="Sakkal Majalla" w:eastAsia="Times New Roman" w:hAnsi="Sakkal Majalla" w:cs="Sakkal Majalla"/>
+          <w:color w:val="3B3B3B"/>
+          <w:kern w:val="0"/>
+          <w:sz w:val="28"/>
+          <w:szCs w:val="28"/>
+          <w14:ligatures w14:val="none"/>
+        </w:rPr>
+        <w:t>,</w:t>
+      </w:r>
+      <w:r>
+        <w:rPr>
+          <w:rFonts w:ascii="Sakkal Majalla" w:eastAsia="Times New Roman" w:hAnsi="Sakkal Majalla" w:cs="Sakkal Majalla"/>
+          <w:color w:val="3B3B3B"/>
+          <w:kern w:val="0"/>
+          <w:sz w:val="28"/>
+          <w:szCs w:val="28"/>
+          <w14:ligatures w14:val="none"/>
+        </w:rPr>
+        <w:t xml:space="preserve"> though.</w:t>
+      </w:r>
+    </w:p>
+    <w:p>
+      <w:pPr>
+        <w:ind w:left="720" w:firstLine="720"/>
+        <w:rPr>
+          <w:rFonts w:cs="Sakkal Majalla"/>
+          <w:sz w:val="28"/>
+          <w:szCs w:val="28"/>
+        </w:rPr>
+      </w:pPr>
+      <w:r>
+        <w:rPr>
+          <w:rFonts w:cs="Sakkal Majalla"/>
+          <w:sz w:val="28"/>
+          <w:szCs w:val="28"/>
+        </w:rPr>
+        <w:t>-------------------------------------------------------------------------------</w:t>
+      </w:r>
+    </w:p>
+    <w:p>
+      <w:pPr>
+        <w:rPr>
+          <w:rFonts w:ascii="Sakkal Majalla" w:hAnsi="Sakkal Majalla" w:cs="Sakkal Majalla"/>
+          <w:sz w:val="28"/>
+          <w:szCs w:val="28"/>
+        </w:rPr>
+      </w:pPr>
+      <w:r>
+        <w:rPr>
+          <w:rFonts w:ascii="Sakkal Majalla" w:hAnsi="Sakkal Majalla" w:cs="Sakkal Majalla"/>
+          <w:sz w:val="28"/>
+          <w:szCs w:val="28"/>
+        </w:rPr>
+        <w:t>A User’s </w:t>
+      </w:r>
+      <w:hyperlink r:id="rId7" w:anchor="locust.User.wait_time" w:tooltip="locust.User.wait_time" w:history="1">
+        <w:r>
+          <w:rPr>
+            <w:rStyle w:val="Hyperlink"/>
+            <w:rFonts w:ascii="Sakkal Majalla" w:hAnsi="Sakkal Majalla" w:cs="Sakkal Majalla"/>
+            <w:b/>
+            <w:bCs/>
+            <w:sz w:val="28"/>
+            <w:szCs w:val="28"/>
+          </w:rPr>
+          <w:t>wait_time</w:t>
+        </w:r>
+      </w:hyperlink>
+      <w:r>
+        <w:rPr>
+          <w:rFonts w:ascii="Sakkal Majalla" w:hAnsi="Sakkal Majalla" w:cs="Sakkal Majalla"/>
+          <w:sz w:val="28"/>
+          <w:szCs w:val="28"/>
+        </w:rPr>
+        <w:t> method makes it easy to introduce delays after each task execution. If no </w:t>
+      </w:r>
+      <w:r>
+        <w:rPr>
+          <w:rFonts w:ascii="Sakkal Majalla" w:hAnsi="Sakkal Majalla" w:cs="Sakkal Majalla"/>
+          <w:i/>
+          <w:iCs/>
+          <w:sz w:val="28"/>
+          <w:szCs w:val="28"/>
+        </w:rPr>
+        <w:t>wait_time</w:t>
+      </w:r>
+      <w:r>
+        <w:rPr>
+          <w:rFonts w:ascii="Sakkal Majalla" w:hAnsi="Sakkal Majalla" w:cs="Sakkal Majalla"/>
+          <w:sz w:val="28"/>
+          <w:szCs w:val="28"/>
+        </w:rPr>
+        <w:t> is specified, the next task will be executed as soon as one finishes.</w:t>
+      </w:r>
+    </w:p>
+    <w:p>
+      <w:pPr>
+        <w:ind w:left="720" w:firstLine="720"/>
+        <w:rPr>
+          <w:rFonts w:cs="Sakkal Majalla"/>
+          <w:sz w:val="28"/>
+          <w:szCs w:val="28"/>
+        </w:rPr>
+      </w:pPr>
+      <w:r>
+        <w:rPr>
+          <w:rFonts w:cs="Sakkal Majalla"/>
+          <w:sz w:val="28"/>
+          <w:szCs w:val="28"/>
+        </w:rPr>
+        <w:t>-------------------------------------------------------------------------------</w:t>
+      </w:r>
+    </w:p>
+    <w:p>
+      <w:pPr>
+        <w:rPr>
+          <w:rFonts w:ascii="Sakkal Majalla" w:hAnsi="Sakkal Majalla" w:cs="Sakkal Majalla"/>
+          <w:sz w:val="28"/>
+          <w:szCs w:val="28"/>
+        </w:rPr>
+      </w:pPr>
+      <w:r>
+        <w:rPr>
+          <w:rFonts w:ascii="Sakkal Majalla" w:hAnsi="Sakkal Majalla" w:cs="Sakkal Majalla"/>
+          <w:sz w:val="28"/>
+          <w:szCs w:val="28"/>
+        </w:rPr>
+        <w:lastRenderedPageBreak/>
+        <w:drawing>
+          <wp:inline distT="0" distB="0" distL="0" distR="0" wp14:anchorId="6A134BA0" wp14:editId="5A74EC65">
+            <wp:extent cx="5943600" cy="3402330"/>
+            <wp:effectExtent l="0" t="0" r="0" b="7620"/>
+            <wp:docPr id="1317420967" name="Picture 1"/>
+            <wp:cNvGraphicFramePr>
+              <a:graphicFrameLocks xmlns:a="http://schemas.openxmlformats.org/drawingml/2006/main" noChangeAspect="1"/>
+            </wp:cNvGraphicFramePr>
+            <a:graphic xmlns:a="http://schemas.openxmlformats.org/drawingml/2006/main">
+              <a:graphicData uri="http://schemas.openxmlformats.org/drawingml/2006/picture">
+                <pic:pic xmlns:pic="http://schemas.openxmlformats.org/drawingml/2006/picture">
+                  <pic:nvPicPr>
+                    <pic:cNvPr id="1317420967" name=""/>
+                    <pic:cNvPicPr/>
+                  </pic:nvPicPr>
+                  <pic:blipFill>
+                    <a:blip r:embed="rId8"/>
+                    <a:stretch>
+                      <a:fillRect/>
+                    </a:stretch>
+                  </pic:blipFill>
+                  <pic:spPr>
+                    <a:xfrm>
+                      <a:off x="0" y="0"/>
+                      <a:ext cx="5943600" cy="3402330"/>
+                    </a:xfrm>
+                    <a:prstGeom prst="rect">
+                      <a:avLst/>
+                    </a:prstGeom>
+                  </pic:spPr>
+                </pic:pic>
+              </a:graphicData>
+            </a:graphic>
+          </wp:inline>
+        </w:drawing>
+      </w:r>
+    </w:p>
+    <w:p>
+      <w:pPr>
+        <w:ind w:left="720" w:firstLine="720"/>
+        <w:rPr>
+          <w:rFonts w:cs="Sakkal Majalla"/>
+          <w:sz w:val="28"/>
+          <w:szCs w:val="28"/>
+        </w:rPr>
+      </w:pPr>
+      <w:r>
+        <w:rPr>
+          <w:rFonts w:cs="Sakkal Majalla"/>
+          <w:sz w:val="28"/>
+          <w:szCs w:val="28"/>
+        </w:rPr>
+        <w:t>-------------------------------------------------------------------------------</w:t>
+      </w:r>
+    </w:p>
+    <w:p>
+      <w:pPr>
+        <w:rPr>
+          <w:rFonts w:ascii="Sakkal Majalla" w:hAnsi="Sakkal Majalla" w:cs="Sakkal Majalla"/>
+          <w:sz w:val="28"/>
+          <w:szCs w:val="28"/>
+        </w:rPr>
+      </w:pPr>
+      <w:r>
+        <w:rPr>
+          <w:rFonts w:ascii="Sakkal Majalla" w:hAnsi="Sakkal Majalla" w:cs="Sakkal Majalla"/>
+          <w:sz w:val="28"/>
+          <w:szCs w:val="28"/>
+        </w:rPr>
+        <w:drawing>
+          <wp:inline distT="0" distB="0" distL="0" distR="0" wp14:anchorId="1F75EFA3" wp14:editId="494A07C8">
+            <wp:extent cx="5943600" cy="3157220"/>
+            <wp:effectExtent l="0" t="0" r="0" b="5080"/>
+            <wp:docPr id="1354128564" name="Picture 1"/>
+            <wp:cNvGraphicFramePr>
+              <a:graphicFrameLocks xmlns:a="http://schemas.openxmlformats.org/drawingml/2006/main" noChangeAspect="1"/>
+            </wp:cNvGraphicFramePr>
+            <a:graphic xmlns:a="http://schemas.openxmlformats.org/drawingml/2006/main">
+              <a:graphicData uri="http://schemas.openxmlformats.org/drawingml/2006/picture">
+                <pic:pic xmlns:pic="http://schemas.openxmlformats.org/drawingml/2006/picture">
+                  <pic:nvPicPr>
+                    <pic:cNvPr id="1354128564" name=""/>
+                    <pic:cNvPicPr/>
+                  </pic:nvPicPr>
+                  <pic:blipFill>
+                    <a:blip r:embed="rId9"/>
+                    <a:stretch>
+                      <a:fillRect/>
+                    </a:stretch>
+                  </pic:blipFill>
+                  <pic:spPr>
+                    <a:xfrm>
+                      <a:off x="0" y="0"/>
+                      <a:ext cx="5943600" cy="3157220"/>
+                    </a:xfrm>
+                    <a:prstGeom prst="rect">
+                      <a:avLst/>
+                    </a:prstGeom>
+                  </pic:spPr>
+                </pic:pic>
+              </a:graphicData>
+            </a:graphic>
+          </wp:inline>
+        </w:drawing>
+      </w:r>
+    </w:p>
+    <w:p>
+      <w:pPr>
+        <w:ind w:left="720" w:firstLine="720"/>
+        <w:rPr>
+          <w:rFonts w:cs="Sakkal Majalla"/>
+          <w:sz w:val="28"/>
+          <w:szCs w:val="28"/>
+        </w:rPr>
+      </w:pPr>
+      <w:r>
+        <w:rPr>
+          <w:rFonts w:cs="Sakkal Majalla"/>
+          <w:sz w:val="28"/>
+          <w:szCs w:val="28"/>
+        </w:rPr>
+        <w:t>-------------------------------------------------------------------------------</w:t>
+      </w:r>
+    </w:p>
+    <w:p>
+      <w:pPr>
+        <w:rPr>
+          <w:rFonts w:ascii="Sakkal Majalla" w:hAnsi="Sakkal Majalla" w:cs="Sakkal Majalla"/>
+          <w:sz w:val="28"/>
+          <w:szCs w:val="28"/>
+        </w:rPr>
+      </w:pPr>
+      <w:r>
+        <w:rPr>
+          <w:rFonts w:ascii="Sakkal Majalla" w:hAnsi="Sakkal Majalla" w:cs="Sakkal Majalla"/>
+          <w:sz w:val="28"/>
+          <w:szCs w:val="28"/>
+        </w:rPr>
+        <w:lastRenderedPageBreak/>
+        <w:drawing>
+          <wp:inline distT="0" distB="0" distL="0" distR="0" wp14:anchorId="41CF3AE2" wp14:editId="0233A515">
+            <wp:extent cx="5943600" cy="1998980"/>
+            <wp:effectExtent l="0" t="0" r="0" b="1270"/>
+            <wp:docPr id="172599974" name="Picture 1"/>
+            <wp:cNvGraphicFramePr>
+              <a:graphicFrameLocks xmlns:a="http://schemas.openxmlformats.org/drawingml/2006/main" noChangeAspect="1"/>
+            </wp:cNvGraphicFramePr>
+            <a:graphic xmlns:a="http://schemas.openxmlformats.org/drawingml/2006/main">
+              <a:graphicData uri="http://schemas.openxmlformats.org/drawingml/2006/picture">
+                <pic:pic xmlns:pic="http://schemas.openxmlformats.org/drawingml/2006/picture">
+                  <pic:nvPicPr>
+                    <pic:cNvPr id="172599974" name=""/>
+                    <pic:cNvPicPr/>
+                  </pic:nvPicPr>
+                  <pic:blipFill>
+                    <a:blip r:embed="rId10"/>
+                    <a:stretch>
+                      <a:fillRect/>
+                    </a:stretch>
+                  </pic:blipFill>
+                  <pic:spPr>
+                    <a:xfrm>
+                      <a:off x="0" y="0"/>
+                      <a:ext cx="5943600" cy="1998980"/>
+                    </a:xfrm>
+                    <a:prstGeom prst="rect">
+                      <a:avLst/>
+                    </a:prstGeom>
+                  </pic:spPr>
+                </pic:pic>
+              </a:graphicData>
+            </a:graphic>
+          </wp:inline>
+        </w:drawing>
+      </w:r>
+    </w:p>
+    <w:p>
+      <w:pPr>
+        <w:ind w:left="720" w:firstLine="720"/>
+        <w:rPr>
+          <w:rFonts w:cs="Sakkal Majalla"/>
+          <w:sz w:val="28"/>
+          <w:szCs w:val="28"/>
+        </w:rPr>
+      </w:pPr>
+      <w:r>
+        <w:rPr>
+          <w:rFonts w:cs="Sakkal Majalla"/>
+          <w:sz w:val="28"/>
+          <w:szCs w:val="28"/>
+        </w:rPr>
+        <w:t>-------------------------------------------------------------------------------</w:t>
+      </w:r>
+    </w:p>
+    <w:p>
+      <w:pPr>
+        <w:rPr>
+          <w:rFonts w:ascii="Sakkal Majalla" w:hAnsi="Sakkal Majalla" w:cs="Sakkal Majalla"/>
+          <w:sz w:val="28"/>
+          <w:szCs w:val="28"/>
+        </w:rPr>
+      </w:pPr>
+      <w:r>
+        <w:rPr>
+          <w:rFonts w:ascii="Sakkal Majalla" w:hAnsi="Sakkal Majalla" w:cs="Sakkal Majalla"/>
+          <w:sz w:val="28"/>
+          <w:szCs w:val="28"/>
+        </w:rPr>
+        <w:drawing>
+          <wp:inline distT="0" distB="0" distL="0" distR="0" wp14:anchorId="20BA1928" wp14:editId="2DC4D865">
+            <wp:extent cx="5943600" cy="3599815"/>
+            <wp:effectExtent l="0" t="0" r="0" b="635"/>
+            <wp:docPr id="763675621" name="Picture 1"/>
+            <wp:cNvGraphicFramePr>
+              <a:graphicFrameLocks xmlns:a="http://schemas.openxmlformats.org/drawingml/2006/main" noChangeAspect="1"/>
+            </wp:cNvGraphicFramePr>
+            <a:graphic xmlns:a="http://schemas.openxmlformats.org/drawingml/2006/main">
+              <a:graphicData uri="http://schemas.openxmlformats.org/drawingml/2006/picture">
+                <pic:pic xmlns:pic="http://schemas.openxmlformats.org/drawingml/2006/picture">
+                  <pic:nvPicPr>
+                    <pic:cNvPr id="763675621" name=""/>
+                    <pic:cNvPicPr/>
+                  </pic:nvPicPr>
+                  <pic:blipFill>
+                    <a:blip r:embed="rId11"/>
+                    <a:stretch>
+                      <a:fillRect/>
+                    </a:stretch>
+                  </pic:blipFill>
+                  <pic:spPr>
+                    <a:xfrm>
+                      <a:off x="0" y="0"/>
+                      <a:ext cx="5943600" cy="3599815"/>
+                    </a:xfrm>
+                    <a:prstGeom prst="rect">
+                      <a:avLst/>
+                    </a:prstGeom>
+                  </pic:spPr>
+                </pic:pic>
+              </a:graphicData>
+            </a:graphic>
+          </wp:inline>
+        </w:drawing>
+      </w:r>
+    </w:p>
+    <w:p>
+      <w:pPr>
+        <w:ind w:left="720" w:firstLine="720"/>
+        <w:rPr>
+          <w:rFonts w:cs="Sakkal Majalla"/>
+          <w:sz w:val="28"/>
+          <w:szCs w:val="28"/>
+        </w:rPr>
+      </w:pPr>
+      <w:r>
+        <w:rPr>
+          <w:rFonts w:cs="Sakkal Majalla"/>
+          <w:sz w:val="28"/>
+          <w:szCs w:val="28"/>
+        </w:rPr>
+        <w:t>-------------------------------------------------------------------------------</w:t>
+      </w:r>
+    </w:p>
+    <w:p>
+      <w:pPr>
+        <w:rPr>
+          <w:rFonts w:ascii="Sakkal Majalla" w:hAnsi="Sakkal Majalla" w:cs="Sakkal Majalla"/>
+          <w:sz w:val="28"/>
+          <w:szCs w:val="28"/>
+        </w:rPr>
+      </w:pPr>
+      <w:r>
+        <w:rPr>
+          <w:rFonts w:ascii="Sakkal Majalla" w:hAnsi="Sakkal Majalla" w:cs="Sakkal Majalla"/>
+          <w:sz w:val="28"/>
+          <w:szCs w:val="28"/>
+        </w:rPr>
+        <w:lastRenderedPageBreak/>
+        <w:drawing>
+          <wp:inline distT="0" distB="0" distL="0" distR="0" wp14:anchorId="697FEC10" wp14:editId="0DDB2CC5">
+            <wp:extent cx="5943600" cy="2727325"/>
+            <wp:effectExtent l="0" t="0" r="0" b="0"/>
+            <wp:docPr id="808716070" name="Picture 1"/>
+            <wp:cNvGraphicFramePr>
+              <a:graphicFrameLocks xmlns:a="http://schemas.openxmlformats.org/drawingml/2006/main" noChangeAspect="1"/>
+            </wp:cNvGraphicFramePr>
+            <a:graphic xmlns:a="http://schemas.openxmlformats.org/drawingml/2006/main">
+              <a:graphicData uri="http://schemas.openxmlformats.org/drawingml/2006/picture">
+                <pic:pic xmlns:pic="http://schemas.openxmlformats.org/drawingml/2006/picture">
+                  <pic:nvPicPr>
+                    <pic:cNvPr id="808716070" name=""/>
+                    <pic:cNvPicPr/>
+                  </pic:nvPicPr>
+                  <pic:blipFill>
+                    <a:blip r:embed="rId12"/>
+                    <a:stretch>
+                      <a:fillRect/>
+                    </a:stretch>
+                  </pic:blipFill>
+                  <pic:spPr>
+                    <a:xfrm>
+                      <a:off x="0" y="0"/>
+                      <a:ext cx="5943600" cy="2727325"/>
+                    </a:xfrm>
+                    <a:prstGeom prst="rect">
+                      <a:avLst/>
+                    </a:prstGeom>
+                  </pic:spPr>
+                </pic:pic>
+              </a:graphicData>
+            </a:graphic>
+          </wp:inline>
+        </w:drawing>
+      </w:r>
+    </w:p>
+    <w:p>
+      <w:pPr>
+        <w:ind w:left="720" w:firstLine="720"/>
+        <w:rPr>
+          <w:rFonts w:cs="Sakkal Majalla"/>
+          <w:sz w:val="28"/>
+          <w:szCs w:val="28"/>
+        </w:rPr>
+      </w:pPr>
+      <w:r>
+        <w:rPr>
+          <w:rFonts w:cs="Sakkal Majalla"/>
+          <w:sz w:val="28"/>
+          <w:szCs w:val="28"/>
+        </w:rPr>
+        <w:t>-------------------------------------------------------------------------------</w:t>
+      </w:r>
+    </w:p>
+    <w:p>
+      <w:pPr>
+        <w:rPr>
+          <w:rFonts w:ascii="Sakkal Majalla" w:hAnsi="Sakkal Majalla" w:cs="Sakkal Majalla"/>
+          <w:sz w:val="28"/>
+          <w:szCs w:val="28"/>
+        </w:rPr>
+      </w:pPr>
+    </w:p>
     <w:sectPr>
       <w:pgSz w:w="12240" w:h="15840"/>
       <w:pgMar w:top="1440" w:right="1440" w:bottom="1440" w:left="1440" w:header="720" w:footer="720" w:gutter="0"/>

--- a/Locust/Locust-Notes-01.docx
+++ b/Locust/Locust-Notes-01.docx
@@ -18,56 +18,17 @@
         </w:rPr>
         <w:t>Locust makes it easy to run load tests distributed over multiple machines. It is event-based (using </w:t>
       </w:r>
-      <w:proofErr w:type="spellStart"/>
-      <w:r>
-        <w:rPr>
-          <w:rFonts w:ascii="Sakkal Majalla" w:hAnsi="Sakkal Majalla" w:cs="Sakkal Majalla"/>
-          <w:sz w:val="28"/>
-          <w:szCs w:val="28"/>
-        </w:rPr>
-        <w:fldChar w:fldCharType="begin"/>
-      </w:r>
-      <w:r>
-        <w:rPr>
-          <w:rFonts w:ascii="Sakkal Majalla" w:hAnsi="Sakkal Majalla" w:cs="Sakkal Majalla"/>
-          <w:sz w:val="28"/>
-          <w:szCs w:val="28"/>
-        </w:rPr>
-        <w:instrText>HYPERLINK "http://www.gevent.org/"</w:instrText>
-      </w:r>
-      <w:r>
-        <w:rPr>
-          <w:rFonts w:ascii="Sakkal Majalla" w:hAnsi="Sakkal Majalla" w:cs="Sakkal Majalla"/>
-          <w:sz w:val="28"/>
-          <w:szCs w:val="28"/>
-        </w:rPr>
-      </w:r>
-      <w:r>
-        <w:rPr>
-          <w:rFonts w:ascii="Sakkal Majalla" w:hAnsi="Sakkal Majalla" w:cs="Sakkal Majalla"/>
-          <w:sz w:val="28"/>
-          <w:szCs w:val="28"/>
-        </w:rPr>
-        <w:fldChar w:fldCharType="separate"/>
-      </w:r>
-      <w:r>
-        <w:rPr>
-          <w:rStyle w:val="Hyperlink"/>
-          <w:rFonts w:ascii="Sakkal Majalla" w:hAnsi="Sakkal Majalla" w:cs="Sakkal Majalla"/>
-          <w:sz w:val="28"/>
-          <w:szCs w:val="28"/>
-        </w:rPr>
-        <w:t>gevent</w:t>
-      </w:r>
-      <w:proofErr w:type="spellEnd"/>
-      <w:r>
-        <w:rPr>
-          <w:rFonts w:ascii="Sakkal Majalla" w:hAnsi="Sakkal Majalla" w:cs="Sakkal Majalla"/>
-          <w:sz w:val="28"/>
-          <w:szCs w:val="28"/>
-        </w:rPr>
-        <w:fldChar w:fldCharType="end"/>
-      </w:r>
+      <w:hyperlink r:id="rId4" w:history="1">
+        <w:r>
+          <w:rPr>
+            <w:rStyle w:val="Hyperlink"/>
+            <w:rFonts w:ascii="Sakkal Majalla" w:hAnsi="Sakkal Majalla" w:cs="Sakkal Majalla"/>
+            <w:sz w:val="28"/>
+            <w:szCs w:val="28"/>
+          </w:rPr>
+          <w:t>gevent</w:t>
+        </w:r>
+      </w:hyperlink>
       <w:r>
         <w:rPr>
           <w:rFonts w:ascii="Sakkal Majalla" w:hAnsi="Sakkal Majalla" w:cs="Sakkal Majalla"/>
@@ -111,7 +72,7 @@
         </w:rPr>
         <w:t>Even though Locust primarily works with websites/services, it can be used to test almost any system or protocol. Just </w:t>
       </w:r>
-      <w:hyperlink r:id="rId4" w:anchor="testing-other-systems" w:history="1">
+      <w:hyperlink r:id="rId5" w:anchor="testing-other-systems" w:history="1">
         <w:r>
           <w:rPr>
             <w:rStyle w:val="Hyperlink"/>
@@ -130,7 +91,7 @@
         </w:rPr>
         <w:t> for what you want to test, or </w:t>
       </w:r>
-      <w:hyperlink r:id="rId5" w:anchor="users" w:history="1">
+      <w:hyperlink r:id="rId6" w:anchor="users" w:history="1">
         <w:r>
           <w:rPr>
             <w:rStyle w:val="Hyperlink"/>
@@ -170,7 +131,7 @@
       <w:r>
         <w:t xml:space="preserve">To access the dashboard: </w:t>
       </w:r>
-      <w:hyperlink r:id="rId6" w:history="1">
+      <w:hyperlink r:id="rId7" w:history="1">
         <w:r>
           <w:rPr>
             <w:rStyle w:val="Hyperlink"/>
@@ -354,7 +315,6 @@
         </w:rPr>
         <w:t xml:space="preserve"> </w:t>
       </w:r>
-      <w:proofErr w:type="gramStart"/>
       <w:r>
         <w:rPr>
           <w:rFonts w:ascii="Consolas" w:eastAsia="Times New Roman" w:hAnsi="Consolas" w:cs="Times New Roman"/>
@@ -377,7 +337,6 @@
         </w:rPr>
         <w:t>(</w:t>
       </w:r>
-      <w:proofErr w:type="gramEnd"/>
       <w:r>
         <w:rPr>
           <w:rFonts w:ascii="Consolas" w:eastAsia="Times New Roman" w:hAnsi="Consolas" w:cs="Times New Roman"/>
@@ -1250,7 +1209,6 @@
         </w:rPr>
         <w:t xml:space="preserve"> </w:t>
       </w:r>
-      <w:proofErr w:type="gramStart"/>
       <w:r>
         <w:rPr>
           <w:rFonts w:ascii="Consolas" w:eastAsia="Times New Roman" w:hAnsi="Consolas" w:cs="Times New Roman"/>
@@ -1273,7 +1231,6 @@
         </w:rPr>
         <w:t>(</w:t>
       </w:r>
-      <w:proofErr w:type="gramEnd"/>
       <w:r>
         <w:rPr>
           <w:rFonts w:ascii="Consolas" w:eastAsia="Times New Roman" w:hAnsi="Consolas" w:cs="Times New Roman"/>
@@ -1365,7 +1322,6 @@
         </w:rPr>
         <w:t xml:space="preserve"> </w:t>
       </w:r>
-      <w:proofErr w:type="gramStart"/>
       <w:r>
         <w:rPr>
           <w:rFonts w:ascii="Consolas" w:eastAsia="Times New Roman" w:hAnsi="Consolas" w:cs="Times New Roman"/>
@@ -1388,7 +1344,6 @@
         </w:rPr>
         <w:t>(</w:t>
       </w:r>
-      <w:proofErr w:type="gramEnd"/>
       <w:r>
         <w:rPr>
           <w:rFonts w:ascii="Consolas" w:eastAsia="Times New Roman" w:hAnsi="Consolas" w:cs="Times New Roman"/>
@@ -1859,31 +1814,7 @@
           <w:szCs w:val="21"/>
           <w14:ligatures w14:val="none"/>
         </w:rPr>
-        <w:t xml:space="preserve"># </w:t>
-      </w:r>
-      <w:proofErr w:type="gramStart"/>
-      <w:r>
-        <w:rPr>
-          <w:rFonts w:ascii="Consolas" w:eastAsia="Times New Roman" w:hAnsi="Consolas" w:cs="Times New Roman"/>
-          <w:color w:val="008000"/>
-          <w:kern w:val="0"/>
-          <w:sz w:val="21"/>
-          <w:szCs w:val="21"/>
-          <w14:ligatures w14:val="none"/>
-        </w:rPr>
-        <w:t>maximize</w:t>
-      </w:r>
-      <w:proofErr w:type="gramEnd"/>
-      <w:r>
-        <w:rPr>
-          <w:rFonts w:ascii="Consolas" w:eastAsia="Times New Roman" w:hAnsi="Consolas" w:cs="Times New Roman"/>
-          <w:color w:val="008000"/>
-          <w:kern w:val="0"/>
-          <w:sz w:val="21"/>
-          <w:szCs w:val="21"/>
-          <w14:ligatures w14:val="none"/>
-        </w:rPr>
-        <w:t xml:space="preserve"> the chance to choose </w:t>
+        <w:t xml:space="preserve"># maximize the chance to choose </w:t>
       </w:r>
       <w:r>
         <w:rPr>
@@ -1941,19 +1872,7 @@
           <w:szCs w:val="21"/>
           <w14:ligatures w14:val="none"/>
         </w:rPr>
-        <w:t>@</w:t>
-      </w:r>
-      <w:proofErr w:type="gramStart"/>
-      <w:r>
-        <w:rPr>
-          <w:rFonts w:ascii="Consolas" w:eastAsia="Times New Roman" w:hAnsi="Consolas" w:cs="Times New Roman"/>
-          <w:color w:val="795E26"/>
-          <w:kern w:val="0"/>
-          <w:sz w:val="21"/>
-          <w:szCs w:val="21"/>
-          <w14:ligatures w14:val="none"/>
-        </w:rPr>
-        <w:t>task</w:t>
+        <w:t>@task</w:t>
       </w:r>
       <w:r>
         <w:rPr>
@@ -1966,7 +1885,6 @@
         </w:rPr>
         <w:t>(</w:t>
       </w:r>
-      <w:proofErr w:type="gramEnd"/>
       <w:r>
         <w:rPr>
           <w:rFonts w:ascii="Consolas" w:eastAsia="Times New Roman" w:hAnsi="Consolas" w:cs="Times New Roman"/>
@@ -2171,7 +2089,6 @@
         </w:rPr>
         <w:t xml:space="preserve"> </w:t>
       </w:r>
-      <w:proofErr w:type="gramStart"/>
       <w:r>
         <w:rPr>
           <w:rFonts w:ascii="Consolas" w:eastAsia="Times New Roman" w:hAnsi="Consolas" w:cs="Times New Roman"/>
@@ -2194,7 +2111,6 @@
         </w:rPr>
         <w:t>(</w:t>
       </w:r>
-      <w:proofErr w:type="gramEnd"/>
       <w:r>
         <w:rPr>
           <w:rFonts w:ascii="Consolas" w:eastAsia="Times New Roman" w:hAnsi="Consolas" w:cs="Times New Roman"/>
@@ -2454,7 +2370,6 @@
         </w:rPr>
         <w:t xml:space="preserve">            </w:t>
       </w:r>
-      <w:proofErr w:type="gramStart"/>
       <w:r>
         <w:rPr>
           <w:rFonts w:ascii="Consolas" w:eastAsia="Times New Roman" w:hAnsi="Consolas" w:cs="Times New Roman"/>
@@ -2488,7 +2403,6 @@
         </w:rPr>
         <w:t>sleep</w:t>
       </w:r>
-      <w:proofErr w:type="gramEnd"/>
       <w:r>
         <w:rPr>
           <w:rFonts w:ascii="Consolas" w:eastAsia="Times New Roman" w:hAnsi="Consolas" w:cs="Times New Roman"/>
@@ -2652,7 +2566,6 @@
         </w:rPr>
         <w:t xml:space="preserve">        </w:t>
       </w:r>
-      <w:proofErr w:type="gramStart"/>
       <w:r>
         <w:rPr>
           <w:rFonts w:ascii="Consolas" w:eastAsia="Times New Roman" w:hAnsi="Consolas" w:cs="Times New Roman"/>
@@ -2719,7 +2632,6 @@
         </w:rPr>
         <w:t>(</w:t>
       </w:r>
-      <w:proofErr w:type="gramEnd"/>
       <w:r>
         <w:rPr>
           <w:rFonts w:ascii="Consolas" w:eastAsia="Times New Roman" w:hAnsi="Consolas" w:cs="Times New Roman"/>
@@ -2753,7 +2665,6 @@
         </w:rPr>
         <w:t>json</w:t>
       </w:r>
-      <w:proofErr w:type="gramStart"/>
       <w:r>
         <w:rPr>
           <w:rFonts w:ascii="Consolas" w:eastAsia="Times New Roman" w:hAnsi="Consolas" w:cs="Times New Roman"/>
@@ -2776,7 +2687,6 @@
         </w:rPr>
         <w:t>{</w:t>
       </w:r>
-      <w:proofErr w:type="gramEnd"/>
       <w:r>
         <w:rPr>
           <w:rFonts w:ascii="Consolas" w:eastAsia="Times New Roman" w:hAnsi="Consolas" w:cs="Times New Roman"/>
@@ -2965,7 +2875,7 @@
         </w:rPr>
         <w:t>A User’s </w:t>
       </w:r>
-      <w:hyperlink r:id="rId7" w:anchor="locust.User.wait_time" w:tooltip="locust.User.wait_time" w:history="1">
+      <w:hyperlink r:id="rId8" w:anchor="locust.User.wait_time" w:tooltip="locust.User.wait_time" w:history="1">
         <w:r>
           <w:rPr>
             <w:rStyle w:val="Hyperlink"/>
@@ -3034,6 +2944,7 @@
       <w:r>
         <w:rPr>
           <w:rFonts w:ascii="Sakkal Majalla" w:hAnsi="Sakkal Majalla" w:cs="Sakkal Majalla"/>
+          <w:noProof/>
           <w:sz w:val="28"/>
           <w:szCs w:val="28"/>
         </w:rPr>
@@ -3054,7 +2965,7 @@
                     <pic:cNvPicPr/>
                   </pic:nvPicPr>
                   <pic:blipFill>
-                    <a:blip r:embed="rId8"/>
+                    <a:blip r:embed="rId9"/>
                     <a:stretch>
                       <a:fillRect/>
                     </a:stretch>
@@ -3104,6 +3015,7 @@
       <w:r>
         <w:rPr>
           <w:rFonts w:ascii="Sakkal Majalla" w:hAnsi="Sakkal Majalla" w:cs="Sakkal Majalla"/>
+          <w:noProof/>
           <w:sz w:val="28"/>
           <w:szCs w:val="28"/>
         </w:rPr>
@@ -3123,7 +3035,7 @@
                     <pic:cNvPicPr/>
                   </pic:nvPicPr>
                   <pic:blipFill>
-                    <a:blip r:embed="rId9"/>
+                    <a:blip r:embed="rId10"/>
                     <a:stretch>
                       <a:fillRect/>
                     </a:stretch>
@@ -3173,6 +3085,7 @@
       <w:r>
         <w:rPr>
           <w:rFonts w:ascii="Sakkal Majalla" w:hAnsi="Sakkal Majalla" w:cs="Sakkal Majalla"/>
+          <w:noProof/>
           <w:sz w:val="28"/>
           <w:szCs w:val="28"/>
         </w:rPr>
@@ -3193,7 +3106,7 @@
                     <pic:cNvPicPr/>
                   </pic:nvPicPr>
                   <pic:blipFill>
-                    <a:blip r:embed="rId10"/>
+                    <a:blip r:embed="rId11"/>
                     <a:stretch>
                       <a:fillRect/>
                     </a:stretch>
@@ -3243,6 +3156,7 @@
       <w:r>
         <w:rPr>
           <w:rFonts w:ascii="Sakkal Majalla" w:hAnsi="Sakkal Majalla" w:cs="Sakkal Majalla"/>
+          <w:noProof/>
           <w:sz w:val="28"/>
           <w:szCs w:val="28"/>
         </w:rPr>
@@ -3262,7 +3176,7 @@
                     <pic:cNvPicPr/>
                   </pic:nvPicPr>
                   <pic:blipFill>
-                    <a:blip r:embed="rId11"/>
+                    <a:blip r:embed="rId12"/>
                     <a:stretch>
                       <a:fillRect/>
                     </a:stretch>
@@ -3312,6 +3226,7 @@
       <w:r>
         <w:rPr>
           <w:rFonts w:ascii="Sakkal Majalla" w:hAnsi="Sakkal Majalla" w:cs="Sakkal Majalla"/>
+          <w:noProof/>
           <w:sz w:val="28"/>
           <w:szCs w:val="28"/>
         </w:rPr>
@@ -3332,7 +3247,7 @@
                     <pic:cNvPicPr/>
                   </pic:nvPicPr>
                   <pic:blipFill>
-                    <a:blip r:embed="rId12"/>
+                    <a:blip r:embed="rId13"/>
                     <a:stretch>
                       <a:fillRect/>
                     </a:stretch>
@@ -3379,6 +3294,767 @@
           <w:szCs w:val="28"/>
         </w:rPr>
       </w:pPr>
+      <w:r>
+        <w:rPr>
+          <w:rFonts w:ascii="Sakkal Majalla" w:hAnsi="Sakkal Majalla" w:cs="Sakkal Majalla"/>
+          <w:sz w:val="28"/>
+          <w:szCs w:val="28"/>
+        </w:rPr>
+        <w:drawing>
+          <wp:inline distT="0" distB="0" distL="0" distR="0" wp14:anchorId="528B57B1" wp14:editId="4C25EF81">
+            <wp:extent cx="5943600" cy="1990090"/>
+            <wp:effectExtent l="0" t="0" r="0" b="0"/>
+            <wp:docPr id="379319901" name="Picture 1"/>
+            <wp:cNvGraphicFramePr>
+              <a:graphicFrameLocks xmlns:a="http://schemas.openxmlformats.org/drawingml/2006/main" noChangeAspect="1"/>
+            </wp:cNvGraphicFramePr>
+            <a:graphic xmlns:a="http://schemas.openxmlformats.org/drawingml/2006/main">
+              <a:graphicData uri="http://schemas.openxmlformats.org/drawingml/2006/picture">
+                <pic:pic xmlns:pic="http://schemas.openxmlformats.org/drawingml/2006/picture">
+                  <pic:nvPicPr>
+                    <pic:cNvPr id="379319901" name=""/>
+                    <pic:cNvPicPr/>
+                  </pic:nvPicPr>
+                  <pic:blipFill>
+                    <a:blip r:embed="rId14"/>
+                    <a:stretch>
+                      <a:fillRect/>
+                    </a:stretch>
+                  </pic:blipFill>
+                  <pic:spPr>
+                    <a:xfrm>
+                      <a:off x="0" y="0"/>
+                      <a:ext cx="5943600" cy="1990090"/>
+                    </a:xfrm>
+                    <a:prstGeom prst="rect">
+                      <a:avLst/>
+                    </a:prstGeom>
+                  </pic:spPr>
+                </pic:pic>
+              </a:graphicData>
+            </a:graphic>
+          </wp:inline>
+        </w:drawing>
+      </w:r>
+    </w:p>
+    <w:p>
+      <w:pPr>
+        <w:ind w:left="720" w:firstLine="720"/>
+        <w:rPr>
+          <w:rFonts w:cs="Sakkal Majalla"/>
+          <w:sz w:val="28"/>
+          <w:szCs w:val="28"/>
+        </w:rPr>
+      </w:pPr>
+      <w:r>
+        <w:rPr>
+          <w:rFonts w:cs="Sakkal Majalla"/>
+          <w:sz w:val="28"/>
+          <w:szCs w:val="28"/>
+        </w:rPr>
+        <w:t>-------------------------------------------------------------------------------</w:t>
+      </w:r>
+    </w:p>
+    <w:p>
+      <w:pPr>
+        <w:rPr>
+          <w:rFonts w:ascii="Sakkal Majalla" w:hAnsi="Sakkal Majalla" w:cs="Sakkal Majalla"/>
+          <w:b/>
+          <w:bCs/>
+          <w:color w:val="3A7C22" w:themeColor="accent6" w:themeShade="BF"/>
+          <w:sz w:val="28"/>
+          <w:szCs w:val="28"/>
+        </w:rPr>
+      </w:pPr>
+      <w:r>
+        <w:rPr>
+          <w:rFonts w:ascii="Sakkal Majalla" w:hAnsi="Sakkal Majalla" w:cs="Sakkal Majalla"/>
+          <w:b/>
+          <w:bCs/>
+          <w:color w:val="3A7C22" w:themeColor="accent6" w:themeShade="BF"/>
+          <w:sz w:val="28"/>
+          <w:szCs w:val="28"/>
+        </w:rPr>
+        <w:t>on_start and on_stop methods</w:t>
+      </w:r>
+      <w:hyperlink r:id="rId15" w:anchor="on-start-and-on-stop-methods" w:tooltip="Link to this heading" w:history="1">
+        <w:r>
+          <w:rPr>
+            <w:rStyle w:val="Hyperlink"/>
+            <w:rFonts w:ascii="Sakkal Majalla" w:hAnsi="Sakkal Majalla" w:cs="Sakkal Majalla"/>
+            <w:b/>
+            <w:bCs/>
+            <w:color w:val="3A7C22" w:themeColor="accent6" w:themeShade="BF"/>
+            <w:sz w:val="28"/>
+            <w:szCs w:val="28"/>
+          </w:rPr>
+          <w:sym w:font="Symbol" w:char="F0C1"/>
+        </w:r>
+      </w:hyperlink>
+    </w:p>
+    <w:p>
+      <w:pPr>
+        <w:rPr>
+          <w:rFonts w:ascii="Sakkal Majalla" w:hAnsi="Sakkal Majalla" w:cs="Sakkal Majalla"/>
+          <w:sz w:val="28"/>
+          <w:szCs w:val="28"/>
+        </w:rPr>
+      </w:pPr>
+      <w:r>
+        <w:rPr>
+          <w:rFonts w:ascii="Sakkal Majalla" w:hAnsi="Sakkal Majalla" w:cs="Sakkal Majalla"/>
+          <w:sz w:val="28"/>
+          <w:szCs w:val="28"/>
+        </w:rPr>
+        <w:t>Users (and </w:t>
+      </w:r>
+      <w:hyperlink r:id="rId16" w:anchor="tasksets" w:history="1">
+        <w:r>
+          <w:rPr>
+            <w:rStyle w:val="Hyperlink"/>
+            <w:rFonts w:ascii="Sakkal Majalla" w:hAnsi="Sakkal Majalla" w:cs="Sakkal Majalla"/>
+            <w:sz w:val="28"/>
+            <w:szCs w:val="28"/>
+          </w:rPr>
+          <w:t>TaskSets</w:t>
+        </w:r>
+      </w:hyperlink>
+      <w:r>
+        <w:rPr>
+          <w:rFonts w:ascii="Sakkal Majalla" w:hAnsi="Sakkal Majalla" w:cs="Sakkal Majalla"/>
+          <w:sz w:val="28"/>
+          <w:szCs w:val="28"/>
+        </w:rPr>
+        <w:t>) can declare an </w:t>
+      </w:r>
+      <w:hyperlink r:id="rId17" w:anchor="locust.User.on_start" w:tooltip="locust.User.on_start" w:history="1">
+        <w:r>
+          <w:rPr>
+            <w:rStyle w:val="Hyperlink"/>
+            <w:rFonts w:ascii="Sakkal Majalla" w:hAnsi="Sakkal Majalla" w:cs="Sakkal Majalla"/>
+            <w:b/>
+            <w:bCs/>
+            <w:sz w:val="28"/>
+            <w:szCs w:val="28"/>
+          </w:rPr>
+          <w:t>on_start</w:t>
+        </w:r>
+      </w:hyperlink>
+      <w:r>
+        <w:rPr>
+          <w:rFonts w:ascii="Sakkal Majalla" w:hAnsi="Sakkal Majalla" w:cs="Sakkal Majalla"/>
+          <w:sz w:val="28"/>
+          <w:szCs w:val="28"/>
+        </w:rPr>
+        <w:t> method and/or </w:t>
+      </w:r>
+      <w:hyperlink r:id="rId18" w:anchor="locust.User.on_stop" w:tooltip="locust.User.on_stop" w:history="1">
+        <w:r>
+          <w:rPr>
+            <w:rStyle w:val="Hyperlink"/>
+            <w:rFonts w:ascii="Sakkal Majalla" w:hAnsi="Sakkal Majalla" w:cs="Sakkal Majalla"/>
+            <w:b/>
+            <w:bCs/>
+            <w:sz w:val="28"/>
+            <w:szCs w:val="28"/>
+          </w:rPr>
+          <w:t>on_stop</w:t>
+        </w:r>
+      </w:hyperlink>
+      <w:r>
+        <w:rPr>
+          <w:rFonts w:ascii="Sakkal Majalla" w:hAnsi="Sakkal Majalla" w:cs="Sakkal Majalla"/>
+          <w:sz w:val="28"/>
+          <w:szCs w:val="28"/>
+        </w:rPr>
+        <w:t> method. A User will call its </w:t>
+      </w:r>
+      <w:hyperlink r:id="rId19" w:anchor="locust.User.on_start" w:tooltip="locust.User.on_start" w:history="1">
+        <w:r>
+          <w:rPr>
+            <w:rStyle w:val="Hyperlink"/>
+            <w:rFonts w:ascii="Sakkal Majalla" w:hAnsi="Sakkal Majalla" w:cs="Sakkal Majalla"/>
+            <w:b/>
+            <w:bCs/>
+            <w:sz w:val="28"/>
+            <w:szCs w:val="28"/>
+          </w:rPr>
+          <w:t>on_start</w:t>
+        </w:r>
+      </w:hyperlink>
+      <w:r>
+        <w:rPr>
+          <w:rFonts w:ascii="Sakkal Majalla" w:hAnsi="Sakkal Majalla" w:cs="Sakkal Majalla"/>
+          <w:sz w:val="28"/>
+          <w:szCs w:val="28"/>
+        </w:rPr>
+        <w:t> method when it starts running, and its </w:t>
+      </w:r>
+      <w:hyperlink r:id="rId20" w:anchor="locust.User.on_stop" w:tooltip="locust.User.on_stop" w:history="1">
+        <w:r>
+          <w:rPr>
+            <w:rStyle w:val="Hyperlink"/>
+            <w:rFonts w:ascii="Sakkal Majalla" w:hAnsi="Sakkal Majalla" w:cs="Sakkal Majalla"/>
+            <w:b/>
+            <w:bCs/>
+            <w:sz w:val="28"/>
+            <w:szCs w:val="28"/>
+          </w:rPr>
+          <w:t>on_stop</w:t>
+        </w:r>
+      </w:hyperlink>
+      <w:r>
+        <w:rPr>
+          <w:rFonts w:ascii="Sakkal Majalla" w:hAnsi="Sakkal Majalla" w:cs="Sakkal Majalla"/>
+          <w:sz w:val="28"/>
+          <w:szCs w:val="28"/>
+        </w:rPr>
+        <w:t> method when it stops running. For a TaskSet, the </w:t>
+      </w:r>
+      <w:hyperlink r:id="rId21" w:anchor="locust.TaskSet.on_start" w:tooltip="locust.TaskSet.on_start" w:history="1">
+        <w:r>
+          <w:rPr>
+            <w:rStyle w:val="Hyperlink"/>
+            <w:rFonts w:ascii="Sakkal Majalla" w:hAnsi="Sakkal Majalla" w:cs="Sakkal Majalla"/>
+            <w:b/>
+            <w:bCs/>
+            <w:sz w:val="28"/>
+            <w:szCs w:val="28"/>
+          </w:rPr>
+          <w:t>on_start</w:t>
+        </w:r>
+      </w:hyperlink>
+      <w:r>
+        <w:rPr>
+          <w:rFonts w:ascii="Sakkal Majalla" w:hAnsi="Sakkal Majalla" w:cs="Sakkal Majalla"/>
+          <w:sz w:val="28"/>
+          <w:szCs w:val="28"/>
+        </w:rPr>
+        <w:t> method is called when a simulated user starts executing that TaskSet, and </w:t>
+      </w:r>
+      <w:hyperlink r:id="rId22" w:anchor="locust.TaskSet.on_stop" w:tooltip="locust.TaskSet.on_stop" w:history="1">
+        <w:r>
+          <w:rPr>
+            <w:rStyle w:val="Hyperlink"/>
+            <w:rFonts w:ascii="Sakkal Majalla" w:hAnsi="Sakkal Majalla" w:cs="Sakkal Majalla"/>
+            <w:b/>
+            <w:bCs/>
+            <w:sz w:val="28"/>
+            <w:szCs w:val="28"/>
+          </w:rPr>
+          <w:t>on_stop</w:t>
+        </w:r>
+      </w:hyperlink>
+      <w:r>
+        <w:rPr>
+          <w:rFonts w:ascii="Sakkal Majalla" w:hAnsi="Sakkal Majalla" w:cs="Sakkal Majalla"/>
+          <w:sz w:val="28"/>
+          <w:szCs w:val="28"/>
+        </w:rPr>
+        <w:t> is called when the simulated user stops executing that TaskSet (when </w:t>
+      </w:r>
+      <w:hyperlink r:id="rId23" w:anchor="locust.TaskSet.interrupt" w:tooltip="locust.TaskSet.interrupt" w:history="1">
+        <w:r>
+          <w:rPr>
+            <w:rStyle w:val="Hyperlink"/>
+            <w:rFonts w:ascii="Sakkal Majalla" w:hAnsi="Sakkal Majalla" w:cs="Sakkal Majalla"/>
+            <w:b/>
+            <w:bCs/>
+            <w:sz w:val="28"/>
+            <w:szCs w:val="28"/>
+          </w:rPr>
+          <w:t>interrupt()</w:t>
+        </w:r>
+      </w:hyperlink>
+      <w:r>
+        <w:rPr>
+          <w:rFonts w:ascii="Sakkal Majalla" w:hAnsi="Sakkal Majalla" w:cs="Sakkal Majalla"/>
+          <w:sz w:val="28"/>
+          <w:szCs w:val="28"/>
+        </w:rPr>
+        <w:t> is called, or the user is killed).</w:t>
+      </w:r>
+    </w:p>
+    <w:p>
+      <w:pPr>
+        <w:ind w:left="720" w:firstLine="720"/>
+        <w:rPr>
+          <w:rFonts w:cs="Sakkal Majalla"/>
+          <w:sz w:val="28"/>
+          <w:szCs w:val="28"/>
+        </w:rPr>
+      </w:pPr>
+      <w:r>
+        <w:rPr>
+          <w:rFonts w:cs="Sakkal Majalla"/>
+          <w:sz w:val="28"/>
+          <w:szCs w:val="28"/>
+        </w:rPr>
+        <w:t>-------------------------------------------------------------------------------</w:t>
+      </w:r>
+    </w:p>
+    <w:p>
+      <w:pPr>
+        <w:rPr>
+          <w:rFonts w:ascii="Sakkal Majalla" w:hAnsi="Sakkal Majalla" w:cs="Sakkal Majalla"/>
+          <w:sz w:val="28"/>
+          <w:szCs w:val="28"/>
+        </w:rPr>
+      </w:pPr>
+      <w:r>
+        <w:rPr>
+          <w:rFonts w:ascii="Sakkal Majalla" w:hAnsi="Sakkal Majalla" w:cs="Sakkal Majalla"/>
+          <w:sz w:val="28"/>
+          <w:szCs w:val="28"/>
+        </w:rPr>
+        <w:lastRenderedPageBreak/>
+        <w:t xml:space="preserve">When a load test is started, </w:t>
+      </w:r>
+      <w:r>
+        <w:rPr>
+          <w:rFonts w:ascii="Sakkal Majalla" w:hAnsi="Sakkal Majalla" w:cs="Sakkal Majalla"/>
+          <w:b/>
+          <w:bCs/>
+          <w:color w:val="C00000"/>
+          <w:sz w:val="28"/>
+          <w:szCs w:val="28"/>
+        </w:rPr>
+        <w:t xml:space="preserve">an instance of </w:t>
+      </w:r>
+      <w:r>
+        <w:rPr>
+          <w:rFonts w:ascii="Sakkal Majalla" w:hAnsi="Sakkal Majalla" w:cs="Sakkal Majalla"/>
+          <w:b/>
+          <w:bCs/>
+          <w:color w:val="C00000"/>
+          <w:sz w:val="28"/>
+          <w:szCs w:val="28"/>
+        </w:rPr>
+        <w:t>the</w:t>
+      </w:r>
+      <w:r>
+        <w:rPr>
+          <w:rFonts w:ascii="Sakkal Majalla" w:hAnsi="Sakkal Majalla" w:cs="Sakkal Majalla"/>
+          <w:b/>
+          <w:bCs/>
+          <w:color w:val="C00000"/>
+          <w:sz w:val="28"/>
+          <w:szCs w:val="28"/>
+        </w:rPr>
+        <w:t xml:space="preserve"> User class will be created for each simulated user</w:t>
+      </w:r>
+      <w:r>
+        <w:rPr>
+          <w:rFonts w:ascii="Sakkal Majalla" w:hAnsi="Sakkal Majalla" w:cs="Sakkal Majalla"/>
+          <w:sz w:val="28"/>
+          <w:szCs w:val="28"/>
+        </w:rPr>
+        <w:t>,</w:t>
+      </w:r>
+      <w:r>
+        <w:rPr>
+          <w:rFonts w:ascii="Sakkal Majalla" w:hAnsi="Sakkal Majalla" w:cs="Sakkal Majalla"/>
+          <w:sz w:val="28"/>
+          <w:szCs w:val="28"/>
+        </w:rPr>
+        <w:t xml:space="preserve"> and they will start running within their own greenlet. When these users run</w:t>
+      </w:r>
+      <w:r>
+        <w:rPr>
+          <w:rFonts w:ascii="Sakkal Majalla" w:hAnsi="Sakkal Majalla" w:cs="Sakkal Majalla"/>
+          <w:sz w:val="28"/>
+          <w:szCs w:val="28"/>
+        </w:rPr>
+        <w:t>,</w:t>
+      </w:r>
+      <w:r>
+        <w:rPr>
+          <w:rFonts w:ascii="Sakkal Majalla" w:hAnsi="Sakkal Majalla" w:cs="Sakkal Majalla"/>
+          <w:sz w:val="28"/>
+          <w:szCs w:val="28"/>
+        </w:rPr>
+        <w:t xml:space="preserve"> they pick tasks that they execute, sleep for a</w:t>
+      </w:r>
+      <w:r>
+        <w:rPr>
+          <w:rFonts w:ascii="Sakkal Majalla" w:hAnsi="Sakkal Majalla" w:cs="Sakkal Majalla"/>
+          <w:sz w:val="28"/>
+          <w:szCs w:val="28"/>
+        </w:rPr>
+        <w:t xml:space="preserve"> </w:t>
+      </w:r>
+      <w:r>
+        <w:rPr>
+          <w:rFonts w:ascii="Sakkal Majalla" w:hAnsi="Sakkal Majalla" w:cs="Sakkal Majalla"/>
+          <w:sz w:val="28"/>
+          <w:szCs w:val="28"/>
+        </w:rPr>
+        <w:t>while, and then pick a new task</w:t>
+      </w:r>
+      <w:r>
+        <w:rPr>
+          <w:rFonts w:ascii="Sakkal Majalla" w:hAnsi="Sakkal Majalla" w:cs="Sakkal Majalla"/>
+          <w:sz w:val="28"/>
+          <w:szCs w:val="28"/>
+        </w:rPr>
+        <w:t>,</w:t>
+      </w:r>
+      <w:r>
+        <w:rPr>
+          <w:rFonts w:ascii="Sakkal Majalla" w:hAnsi="Sakkal Majalla" w:cs="Sakkal Majalla"/>
+          <w:sz w:val="28"/>
+          <w:szCs w:val="28"/>
+        </w:rPr>
+        <w:t xml:space="preserve"> and so on.</w:t>
+      </w:r>
+    </w:p>
+    <w:p>
+      <w:pPr>
+        <w:ind w:left="720" w:firstLine="720"/>
+        <w:rPr>
+          <w:rFonts w:cs="Sakkal Majalla"/>
+          <w:sz w:val="28"/>
+          <w:szCs w:val="28"/>
+        </w:rPr>
+      </w:pPr>
+      <w:r>
+        <w:rPr>
+          <w:rFonts w:cs="Sakkal Majalla"/>
+          <w:sz w:val="28"/>
+          <w:szCs w:val="28"/>
+        </w:rPr>
+        <w:t>-------------------------------------------------------------------------------</w:t>
+      </w:r>
+    </w:p>
+    <w:p>
+      <w:pPr>
+        <w:rPr>
+          <w:rFonts w:ascii="Sakkal Majalla" w:hAnsi="Sakkal Majalla" w:cs="Sakkal Majalla"/>
+          <w:sz w:val="28"/>
+          <w:szCs w:val="28"/>
+        </w:rPr>
+      </w:pPr>
+      <w:r>
+        <w:rPr>
+          <w:rFonts w:ascii="Sakkal Majalla" w:hAnsi="Sakkal Majalla" w:cs="Sakkal Majalla"/>
+          <w:sz w:val="28"/>
+          <w:szCs w:val="28"/>
+        </w:rPr>
+        <w:drawing>
+          <wp:inline distT="0" distB="0" distL="0" distR="0" wp14:anchorId="20F16D4B" wp14:editId="2BF4C64C">
+            <wp:extent cx="5943600" cy="5384800"/>
+            <wp:effectExtent l="0" t="0" r="0" b="6350"/>
+            <wp:docPr id="748729151" name="Picture 1"/>
+            <wp:cNvGraphicFramePr>
+              <a:graphicFrameLocks xmlns:a="http://schemas.openxmlformats.org/drawingml/2006/main" noChangeAspect="1"/>
+            </wp:cNvGraphicFramePr>
+            <a:graphic xmlns:a="http://schemas.openxmlformats.org/drawingml/2006/main">
+              <a:graphicData uri="http://schemas.openxmlformats.org/drawingml/2006/picture">
+                <pic:pic xmlns:pic="http://schemas.openxmlformats.org/drawingml/2006/picture">
+                  <pic:nvPicPr>
+                    <pic:cNvPr id="748729151" name=""/>
+                    <pic:cNvPicPr/>
+                  </pic:nvPicPr>
+                  <pic:blipFill>
+                    <a:blip r:embed="rId24"/>
+                    <a:stretch>
+                      <a:fillRect/>
+                    </a:stretch>
+                  </pic:blipFill>
+                  <pic:spPr>
+                    <a:xfrm>
+                      <a:off x="0" y="0"/>
+                      <a:ext cx="5943600" cy="5384800"/>
+                    </a:xfrm>
+                    <a:prstGeom prst="rect">
+                      <a:avLst/>
+                    </a:prstGeom>
+                  </pic:spPr>
+                </pic:pic>
+              </a:graphicData>
+            </a:graphic>
+          </wp:inline>
+        </w:drawing>
+      </w:r>
+    </w:p>
+    <w:p>
+      <w:pPr>
+        <w:ind w:left="720" w:firstLine="720"/>
+        <w:rPr>
+          <w:rFonts w:cs="Sakkal Majalla"/>
+          <w:sz w:val="28"/>
+          <w:szCs w:val="28"/>
+        </w:rPr>
+      </w:pPr>
+      <w:r>
+        <w:rPr>
+          <w:rFonts w:cs="Sakkal Majalla"/>
+          <w:sz w:val="28"/>
+          <w:szCs w:val="28"/>
+        </w:rPr>
+        <w:t>-------------------------------------------------------------------------------</w:t>
+      </w:r>
+    </w:p>
+    <w:p>
+      <w:pPr>
+        <w:rPr>
+          <w:rFonts w:ascii="Sakkal Majalla" w:hAnsi="Sakkal Majalla" w:cs="Sakkal Majalla"/>
+          <w:sz w:val="28"/>
+          <w:szCs w:val="28"/>
+        </w:rPr>
+      </w:pPr>
+      <w:r>
+        <w:rPr>
+          <w:rFonts w:ascii="Sakkal Majalla" w:hAnsi="Sakkal Majalla" w:cs="Sakkal Majalla"/>
+          <w:sz w:val="28"/>
+          <w:szCs w:val="28"/>
+        </w:rPr>
+        <w:lastRenderedPageBreak/>
+        <w:drawing>
+          <wp:inline distT="0" distB="0" distL="0" distR="0" wp14:anchorId="17F0E26F" wp14:editId="455BF7A2">
+            <wp:extent cx="5943600" cy="5943600"/>
+            <wp:effectExtent l="0" t="0" r="0" b="0"/>
+            <wp:docPr id="38005717" name="Picture 1"/>
+            <wp:cNvGraphicFramePr>
+              <a:graphicFrameLocks xmlns:a="http://schemas.openxmlformats.org/drawingml/2006/main" noChangeAspect="1"/>
+            </wp:cNvGraphicFramePr>
+            <a:graphic xmlns:a="http://schemas.openxmlformats.org/drawingml/2006/main">
+              <a:graphicData uri="http://schemas.openxmlformats.org/drawingml/2006/picture">
+                <pic:pic xmlns:pic="http://schemas.openxmlformats.org/drawingml/2006/picture">
+                  <pic:nvPicPr>
+                    <pic:cNvPr id="38005717" name=""/>
+                    <pic:cNvPicPr/>
+                  </pic:nvPicPr>
+                  <pic:blipFill>
+                    <a:blip r:embed="rId25"/>
+                    <a:stretch>
+                      <a:fillRect/>
+                    </a:stretch>
+                  </pic:blipFill>
+                  <pic:spPr>
+                    <a:xfrm>
+                      <a:off x="0" y="0"/>
+                      <a:ext cx="5943600" cy="5943600"/>
+                    </a:xfrm>
+                    <a:prstGeom prst="rect">
+                      <a:avLst/>
+                    </a:prstGeom>
+                  </pic:spPr>
+                </pic:pic>
+              </a:graphicData>
+            </a:graphic>
+          </wp:inline>
+        </w:drawing>
+      </w:r>
+    </w:p>
+    <w:p>
+      <w:pPr>
+        <w:ind w:left="720" w:firstLine="720"/>
+        <w:rPr>
+          <w:rFonts w:cs="Sakkal Majalla"/>
+          <w:sz w:val="28"/>
+          <w:szCs w:val="28"/>
+        </w:rPr>
+      </w:pPr>
+      <w:r>
+        <w:rPr>
+          <w:rFonts w:cs="Sakkal Majalla"/>
+          <w:sz w:val="28"/>
+          <w:szCs w:val="28"/>
+        </w:rPr>
+        <w:t>-------------------------------------------------------------------------------</w:t>
+      </w:r>
+    </w:p>
+    <w:p>
+      <w:pPr>
+        <w:rPr>
+          <w:rFonts w:ascii="Sakkal Majalla" w:hAnsi="Sakkal Majalla" w:cs="Sakkal Majalla"/>
+          <w:sz w:val="28"/>
+          <w:szCs w:val="28"/>
+        </w:rPr>
+      </w:pPr>
+      <w:r>
+        <w:rPr>
+          <w:rFonts w:ascii="Sakkal Majalla" w:hAnsi="Sakkal Majalla" w:cs="Sakkal Majalla"/>
+          <w:sz w:val="28"/>
+          <w:szCs w:val="28"/>
+        </w:rPr>
+        <w:lastRenderedPageBreak/>
+        <w:drawing>
+          <wp:inline distT="0" distB="0" distL="0" distR="0" wp14:anchorId="0A38E8AB" wp14:editId="50759158">
+            <wp:extent cx="5943600" cy="3782695"/>
+            <wp:effectExtent l="0" t="0" r="0" b="8255"/>
+            <wp:docPr id="1040661345" name="Picture 1"/>
+            <wp:cNvGraphicFramePr>
+              <a:graphicFrameLocks xmlns:a="http://schemas.openxmlformats.org/drawingml/2006/main" noChangeAspect="1"/>
+            </wp:cNvGraphicFramePr>
+            <a:graphic xmlns:a="http://schemas.openxmlformats.org/drawingml/2006/main">
+              <a:graphicData uri="http://schemas.openxmlformats.org/drawingml/2006/picture">
+                <pic:pic xmlns:pic="http://schemas.openxmlformats.org/drawingml/2006/picture">
+                  <pic:nvPicPr>
+                    <pic:cNvPr id="1040661345" name=""/>
+                    <pic:cNvPicPr/>
+                  </pic:nvPicPr>
+                  <pic:blipFill>
+                    <a:blip r:embed="rId26"/>
+                    <a:stretch>
+                      <a:fillRect/>
+                    </a:stretch>
+                  </pic:blipFill>
+                  <pic:spPr>
+                    <a:xfrm>
+                      <a:off x="0" y="0"/>
+                      <a:ext cx="5943600" cy="3782695"/>
+                    </a:xfrm>
+                    <a:prstGeom prst="rect">
+                      <a:avLst/>
+                    </a:prstGeom>
+                  </pic:spPr>
+                </pic:pic>
+              </a:graphicData>
+            </a:graphic>
+          </wp:inline>
+        </w:drawing>
+      </w:r>
+    </w:p>
+    <w:p>
+      <w:pPr>
+        <w:ind w:left="720" w:firstLine="720"/>
+        <w:rPr>
+          <w:rFonts w:cs="Sakkal Majalla"/>
+          <w:sz w:val="28"/>
+          <w:szCs w:val="28"/>
+        </w:rPr>
+      </w:pPr>
+      <w:r>
+        <w:rPr>
+          <w:rFonts w:cs="Sakkal Majalla"/>
+          <w:sz w:val="28"/>
+          <w:szCs w:val="28"/>
+        </w:rPr>
+        <w:t>-------------------------------------------------------------------------------</w:t>
+      </w:r>
+    </w:p>
+    <w:p>
+      <w:pPr>
+        <w:rPr>
+          <w:rFonts w:ascii="Sakkal Majalla" w:hAnsi="Sakkal Majalla" w:cs="Sakkal Majalla"/>
+          <w:sz w:val="28"/>
+          <w:szCs w:val="28"/>
+        </w:rPr>
+      </w:pPr>
+      <w:r>
+        <w:rPr>
+          <w:rFonts w:ascii="Sakkal Majalla" w:hAnsi="Sakkal Majalla" w:cs="Sakkal Majalla"/>
+          <w:sz w:val="28"/>
+          <w:szCs w:val="28"/>
+        </w:rPr>
+        <w:drawing>
+          <wp:inline distT="0" distB="0" distL="0" distR="0" wp14:anchorId="6B4B4E87" wp14:editId="734B96FA">
+            <wp:extent cx="6492240" cy="3573780"/>
+            <wp:effectExtent l="0" t="0" r="3810" b="7620"/>
+            <wp:docPr id="256418800" name="Picture 1"/>
+            <wp:cNvGraphicFramePr>
+              <a:graphicFrameLocks xmlns:a="http://schemas.openxmlformats.org/drawingml/2006/main" noChangeAspect="1"/>
+            </wp:cNvGraphicFramePr>
+            <a:graphic xmlns:a="http://schemas.openxmlformats.org/drawingml/2006/main">
+              <a:graphicData uri="http://schemas.openxmlformats.org/drawingml/2006/picture">
+                <pic:pic xmlns:pic="http://schemas.openxmlformats.org/drawingml/2006/picture">
+                  <pic:nvPicPr>
+                    <pic:cNvPr id="256418800" name=""/>
+                    <pic:cNvPicPr/>
+                  </pic:nvPicPr>
+                  <pic:blipFill>
+                    <a:blip r:embed="rId27"/>
+                    <a:stretch>
+                      <a:fillRect/>
+                    </a:stretch>
+                  </pic:blipFill>
+                  <pic:spPr>
+                    <a:xfrm>
+                      <a:off x="0" y="0"/>
+                      <a:ext cx="6495256" cy="3575440"/>
+                    </a:xfrm>
+                    <a:prstGeom prst="rect">
+                      <a:avLst/>
+                    </a:prstGeom>
+                  </pic:spPr>
+                </pic:pic>
+              </a:graphicData>
+            </a:graphic>
+          </wp:inline>
+        </w:drawing>
+      </w:r>
+    </w:p>
+    <w:p>
+      <w:pPr>
+        <w:ind w:left="720" w:firstLine="720"/>
+        <w:rPr>
+          <w:rFonts w:cs="Sakkal Majalla"/>
+          <w:sz w:val="28"/>
+          <w:szCs w:val="28"/>
+        </w:rPr>
+      </w:pPr>
+      <w:r>
+        <w:rPr>
+          <w:rFonts w:cs="Sakkal Majalla"/>
+          <w:sz w:val="28"/>
+          <w:szCs w:val="28"/>
+        </w:rPr>
+        <w:t>-------------------------------------------------------------------------------</w:t>
+      </w:r>
+    </w:p>
+    <w:p>
+      <w:pPr>
+        <w:rPr>
+          <w:rFonts w:cs="Sakkal Majalla"/>
+          <w:sz w:val="28"/>
+          <w:szCs w:val="28"/>
+        </w:rPr>
+      </w:pPr>
+      <w:r>
+        <w:rPr>
+          <w:rFonts w:cs="Sakkal Majalla"/>
+          <w:sz w:val="28"/>
+          <w:szCs w:val="28"/>
+        </w:rPr>
+        <w:lastRenderedPageBreak/>
+        <w:drawing>
+          <wp:inline distT="0" distB="0" distL="0" distR="0" wp14:anchorId="74FEAE87" wp14:editId="32350A21">
+            <wp:extent cx="5943600" cy="5788660"/>
+            <wp:effectExtent l="0" t="0" r="0" b="2540"/>
+            <wp:docPr id="1250651538" name="Picture 1"/>
+            <wp:cNvGraphicFramePr>
+              <a:graphicFrameLocks xmlns:a="http://schemas.openxmlformats.org/drawingml/2006/main" noChangeAspect="1"/>
+            </wp:cNvGraphicFramePr>
+            <a:graphic xmlns:a="http://schemas.openxmlformats.org/drawingml/2006/main">
+              <a:graphicData uri="http://schemas.openxmlformats.org/drawingml/2006/picture">
+                <pic:pic xmlns:pic="http://schemas.openxmlformats.org/drawingml/2006/picture">
+                  <pic:nvPicPr>
+                    <pic:cNvPr id="1250651538" name=""/>
+                    <pic:cNvPicPr/>
+                  </pic:nvPicPr>
+                  <pic:blipFill>
+                    <a:blip r:embed="rId28"/>
+                    <a:stretch>
+                      <a:fillRect/>
+                    </a:stretch>
+                  </pic:blipFill>
+                  <pic:spPr>
+                    <a:xfrm>
+                      <a:off x="0" y="0"/>
+                      <a:ext cx="5943600" cy="5788660"/>
+                    </a:xfrm>
+                    <a:prstGeom prst="rect">
+                      <a:avLst/>
+                    </a:prstGeom>
+                  </pic:spPr>
+                </pic:pic>
+              </a:graphicData>
+            </a:graphic>
+          </wp:inline>
+        </w:drawing>
+      </w:r>
     </w:p>
     <w:sectPr>
       <w:pgSz w:w="12240" w:h="15840"/>
